--- a/1.开题/3.软工毕设参考模板-开题报告.docx
+++ b/1.开题/3.软工毕设参考模板-开题报告.docx
@@ -49,7 +49,7 @@
       </w:tblGrid>
       <w:tr>
         <w:trPr>
-          <w:trHeight w:hRule="exact" w:val="567"/>
+          <w:trHeight w:hRule="exact" w:val="671"/>
         </w:trPr>
         <w:tc>
           <w:tcPr>
@@ -194,23 +194,7 @@
                 <w:rFonts w:ascii="宋体" w:eastAsia="宋体" w:hAnsi="宋体" w:cs="宋体" w:hint="eastAsia"/>
                 <w:sz w:val="24"/>
               </w:rPr>
-              <w:t>22</w:t>
-            </w:r>
-            <w:proofErr w:type="gramStart"/>
-            <w:r>
-              <w:rPr>
-                <w:rFonts w:ascii="宋体" w:eastAsia="宋体" w:hAnsi="宋体" w:cs="宋体" w:hint="eastAsia"/>
-                <w:sz w:val="24"/>
-              </w:rPr>
-              <w:t>医</w:t>
-            </w:r>
-            <w:proofErr w:type="gramEnd"/>
-            <w:r>
-              <w:rPr>
-                <w:rFonts w:ascii="宋体" w:eastAsia="宋体" w:hAnsi="宋体" w:cs="宋体" w:hint="eastAsia"/>
-                <w:sz w:val="24"/>
-              </w:rPr>
-              <w:t>信</w:t>
+              <w:t>22医信</w:t>
             </w:r>
             <w:r>
               <w:rPr>
@@ -218,6 +202,78 @@
                 <w:sz w:val="24"/>
               </w:rPr>
               <w:t>01班</w:t>
+            </w:r>
+          </w:p>
+        </w:tc>
+      </w:tr>
+      <w:tr>
+        <w:trPr>
+          <w:trHeight w:hRule="exact" w:val="665"/>
+        </w:trPr>
+        <w:tc>
+          <w:tcPr>
+            <w:tcW w:w="3085" w:type="dxa"/>
+            <w:gridSpan w:val="3"/>
+            <w:vAlign w:val="center"/>
+          </w:tcPr>
+          <w:p>
+            <w:pPr>
+              <w:jc w:val="center"/>
+              <w:rPr>
+                <w:rFonts w:ascii="宋体" w:eastAsia="宋体" w:hAnsi="宋体" w:cs="宋体"/>
+                <w:sz w:val="24"/>
+              </w:rPr>
+            </w:pPr>
+            <w:r>
+              <w:rPr>
+                <w:rFonts w:ascii="宋体" w:eastAsia="宋体" w:hAnsi="宋体" w:cs="宋体" w:hint="eastAsia"/>
+                <w:sz w:val="24"/>
+              </w:rPr>
+              <w:t>设计（论文）题目</w:t>
+            </w:r>
+          </w:p>
+        </w:tc>
+        <w:tc>
+          <w:tcPr>
+            <w:tcW w:w="5437" w:type="dxa"/>
+            <w:gridSpan w:val="6"/>
+            <w:vAlign w:val="center"/>
+          </w:tcPr>
+          <w:p>
+            <w:pPr>
+              <w:jc w:val="center"/>
+              <w:rPr>
+                <w:rFonts w:ascii="宋体" w:eastAsia="宋体" w:hAnsi="宋体" w:cs="宋体"/>
+                <w:sz w:val="24"/>
+              </w:rPr>
+            </w:pPr>
+            <w:r>
+              <w:rPr>
+                <w:rFonts w:ascii="宋体" w:eastAsia="宋体" w:hAnsi="宋体" w:cs="宋体"/>
+                <w:sz w:val="24"/>
+              </w:rPr>
+              <w:t>基于时序预测的</w:t>
+            </w:r>
+            <w:r>
+              <w:rPr>
+                <w:rFonts w:ascii="宋体" w:eastAsia="宋体" w:hAnsi="宋体" w:cs="宋体"/>
+                <w:sz w:val="24"/>
+              </w:rPr>
+              <w:t>门诊挂号与电子病历一体化</w:t>
+            </w:r>
+            <w:r>
+              <w:rPr>
+                <w:rFonts w:ascii="宋体" w:eastAsia="宋体" w:hAnsi="宋体" w:cs="宋体"/>
+                <w:sz w:val="24"/>
+              </w:rPr>
+              <w:t>管理</w:t>
+            </w:r>
+            <w:r>
+              <w:rPr>
+                <w:rFonts w:ascii="宋体" w:eastAsia="宋体" w:hAnsi="宋体" w:cs="宋体" w:hint="eastAsia"/>
+                <w:sz w:val="24"/>
+              </w:rPr>
+              <w:t>系统的设计与实现</w:t>
             </w:r>
           </w:p>
         </w:tc>
@@ -245,78 +301,6 @@
                 <w:rFonts w:ascii="宋体" w:eastAsia="宋体" w:hAnsi="宋体" w:cs="宋体" w:hint="eastAsia"/>
                 <w:sz w:val="24"/>
               </w:rPr>
-              <w:t>设计（论文）题目</w:t>
-            </w:r>
-          </w:p>
-        </w:tc>
-        <w:tc>
-          <w:tcPr>
-            <w:tcW w:w="5437" w:type="dxa"/>
-            <w:gridSpan w:val="6"/>
-            <w:vAlign w:val="center"/>
-          </w:tcPr>
-          <w:p>
-            <w:pPr>
-              <w:jc w:val="center"/>
-              <w:rPr>
-                <w:rFonts w:ascii="宋体" w:eastAsia="宋体" w:hAnsi="宋体" w:cs="宋体"/>
-                <w:sz w:val="24"/>
-              </w:rPr>
-            </w:pPr>
-            <w:r>
-              <w:rPr>
-                <w:rFonts w:ascii="宋体" w:eastAsia="宋体" w:hAnsi="宋体" w:cs="宋体"/>
-                <w:sz w:val="24"/>
-              </w:rPr>
-              <w:t>基于时序预测的</w:t>
-            </w:r>
-            <w:r>
-              <w:rPr>
-                <w:rFonts w:ascii="宋体" w:eastAsia="宋体" w:hAnsi="宋体" w:cs="宋体"/>
-                <w:sz w:val="24"/>
-              </w:rPr>
-              <w:t>门诊挂号与电子病历一体化</w:t>
-            </w:r>
-            <w:r>
-              <w:rPr>
-                <w:rFonts w:ascii="宋体" w:eastAsia="宋体" w:hAnsi="宋体" w:cs="宋体"/>
-                <w:sz w:val="24"/>
-              </w:rPr>
-              <w:t>管理</w:t>
-            </w:r>
-            <w:r>
-              <w:rPr>
-                <w:rFonts w:ascii="宋体" w:eastAsia="宋体" w:hAnsi="宋体" w:cs="宋体" w:hint="eastAsia"/>
-                <w:sz w:val="24"/>
-              </w:rPr>
-              <w:t>系统的设计与实现</w:t>
-            </w:r>
-          </w:p>
-        </w:tc>
-      </w:tr>
-      <w:tr>
-        <w:trPr>
-          <w:trHeight w:hRule="exact" w:val="567"/>
-        </w:trPr>
-        <w:tc>
-          <w:tcPr>
-            <w:tcW w:w="3085" w:type="dxa"/>
-            <w:gridSpan w:val="3"/>
-            <w:vAlign w:val="center"/>
-          </w:tcPr>
-          <w:p>
-            <w:pPr>
-              <w:jc w:val="center"/>
-              <w:rPr>
-                <w:rFonts w:ascii="宋体" w:eastAsia="宋体" w:hAnsi="宋体" w:cs="宋体"/>
-                <w:sz w:val="24"/>
-              </w:rPr>
-            </w:pPr>
-            <w:r>
-              <w:rPr>
-                <w:rFonts w:ascii="宋体" w:eastAsia="宋体" w:hAnsi="宋体" w:cs="宋体" w:hint="eastAsia"/>
-                <w:sz w:val="24"/>
-              </w:rPr>
               <w:t>设计（论文）题目来源：</w:t>
             </w:r>
           </w:p>
@@ -475,7 +459,7 @@
               <w:spacing w:line="360" w:lineRule="auto"/>
               <w:ind w:firstLineChars="200" w:firstLine="480"/>
               <w:rPr>
-                <w:rFonts w:ascii="宋体" w:eastAsia="宋体" w:hAnsi="宋体" w:cs="宋体" w:hint="eastAsia"/>
+                <w:rFonts w:ascii="宋体" w:eastAsia="宋体" w:hAnsi="宋体" w:cs="宋体"/>
                 <w:sz w:val="24"/>
               </w:rPr>
             </w:pPr>
@@ -492,7 +476,7 @@
               <w:spacing w:line="360" w:lineRule="auto"/>
               <w:ind w:firstLineChars="200" w:firstLine="480"/>
               <w:rPr>
-                <w:rFonts w:ascii="宋体" w:eastAsia="宋体" w:hAnsi="宋体" w:cs="宋体" w:hint="eastAsia"/>
+                <w:rFonts w:ascii="宋体" w:eastAsia="宋体" w:hAnsi="宋体" w:cs="宋体"/>
                 <w:sz w:val="24"/>
               </w:rPr>
             </w:pPr>
@@ -532,32 +516,16 @@
               <w:spacing w:line="360" w:lineRule="auto"/>
               <w:ind w:firstLineChars="200" w:firstLine="480"/>
               <w:rPr>
-                <w:rFonts w:ascii="宋体" w:eastAsia="宋体" w:hAnsi="宋体" w:cs="宋体" w:hint="eastAsia"/>
-                <w:sz w:val="24"/>
-              </w:rPr>
-            </w:pPr>
-            <w:r>
-              <w:rPr>
-                <w:rFonts w:ascii="宋体" w:eastAsia="宋体" w:hAnsi="宋体" w:cs="宋体" w:hint="eastAsia"/>
-                <w:sz w:val="24"/>
-              </w:rPr>
-              <w:t>通过本毕业设计的研究与实现，不仅可以完成一个具备门诊挂号、医生排班管理和电子病历管理等功能的实际系统，还将在此基础上探索基于历史挂号数据的挂号量预测与辅助推荐功能，为</w:t>
-            </w:r>
-            <w:proofErr w:type="gramStart"/>
-            <w:r>
-              <w:rPr>
-                <w:rFonts w:ascii="宋体" w:eastAsia="宋体" w:hAnsi="宋体" w:cs="宋体" w:hint="eastAsia"/>
-                <w:sz w:val="24"/>
-              </w:rPr>
-              <w:t>医院号源管理</w:t>
-            </w:r>
-            <w:proofErr w:type="gramEnd"/>
-            <w:r>
-              <w:rPr>
-                <w:rFonts w:ascii="宋体" w:eastAsia="宋体" w:hAnsi="宋体" w:cs="宋体" w:hint="eastAsia"/>
-                <w:sz w:val="24"/>
-              </w:rPr>
-              <w:t>和患者挂号决策提供支持。本课题有助于综合运用所学专业知识，提升系统分析与工程实践能力，具有一定的实践价值和教学意义。</w:t>
+                <w:rFonts w:ascii="宋体" w:eastAsia="宋体" w:hAnsi="宋体" w:cs="宋体"/>
+                <w:sz w:val="24"/>
+              </w:rPr>
+            </w:pPr>
+            <w:r>
+              <w:rPr>
+                <w:rFonts w:ascii="宋体" w:eastAsia="宋体" w:hAnsi="宋体" w:cs="宋体" w:hint="eastAsia"/>
+                <w:sz w:val="24"/>
+              </w:rPr>
+              <w:t>通过本毕业设计的研究与实现，不仅可以完成一个具备门诊挂号、医生排班管理和电子病历管理等功能的实际系统，还将在此基础上探索基于历史挂号数据的挂号量预测与辅助推荐功能，为医院号源管理和患者挂号决策提供支持。本课题有助于综合运用所学专业知识，提升系统分析与工程实践能力，具有一定的实践价值和教学意义。</w:t>
             </w:r>
           </w:p>
           <w:p>
@@ -573,7 +541,7 @@
       </w:tr>
       <w:tr>
         <w:trPr>
-          <w:trHeight w:hRule="exact" w:val="4535"/>
+          <w:trHeight w:hRule="exact" w:val="13835"/>
         </w:trPr>
         <w:tc>
           <w:tcPr>
@@ -583,7 +551,7 @@
           <w:p>
             <w:pPr>
               <w:rPr>
-                <w:rFonts w:ascii="宋体" w:eastAsia="宋体" w:hAnsi="宋体" w:cs="宋体"/>
+                <w:rFonts w:ascii="宋体" w:eastAsia="宋体" w:hAnsi="宋体" w:cs="宋体" w:hint="eastAsia"/>
                 <w:b/>
                 <w:bCs/>
                 <w:sz w:val="24"/>
@@ -602,21 +570,312 @@
           </w:p>
           <w:p>
             <w:pPr>
+              <w:spacing w:line="360" w:lineRule="auto"/>
               <w:ind w:firstLineChars="200" w:firstLine="480"/>
               <w:rPr>
-                <w:rFonts w:ascii="宋体" w:eastAsia="宋体" w:hAnsi="宋体" w:cs="宋体"/>
-                <w:sz w:val="24"/>
-              </w:rPr>
-            </w:pPr>
-          </w:p>
-          <w:p>
-            <w:pPr>
+                <w:rFonts w:ascii="宋体" w:eastAsia="宋体" w:hAnsi="宋体" w:cs="宋体" w:hint="eastAsia"/>
+                <w:sz w:val="24"/>
+              </w:rPr>
+            </w:pPr>
+            <w:r>
+              <w:rPr>
+                <w:rFonts w:ascii="宋体" w:eastAsia="宋体" w:hAnsi="宋体" w:cs="宋体" w:hint="eastAsia"/>
+                <w:sz w:val="24"/>
+              </w:rPr>
+              <w:t>本毕业设计围绕门诊挂号与电子病历一体化管理系统的设计与实现展开，结合医院门诊实际业务需求，主要研究内容包括以下几个方面：</w:t>
+            </w:r>
+          </w:p>
+          <w:p>
+            <w:pPr>
+              <w:spacing w:line="360" w:lineRule="auto"/>
               <w:ind w:firstLineChars="200" w:firstLine="480"/>
               <w:rPr>
-                <w:rFonts w:ascii="宋体" w:eastAsia="宋体" w:hAnsi="宋体" w:cs="宋体"/>
-                <w:sz w:val="24"/>
-              </w:rPr>
-            </w:pPr>
+                <w:rFonts w:ascii="宋体" w:eastAsia="宋体" w:hAnsi="宋体" w:cs="宋体" w:hint="eastAsia"/>
+                <w:sz w:val="24"/>
+              </w:rPr>
+            </w:pPr>
+            <w:r>
+              <w:rPr>
+                <w:rFonts w:ascii="宋体" w:eastAsia="宋体" w:hAnsi="宋体" w:cs="宋体" w:hint="eastAsia"/>
+                <w:sz w:val="24"/>
+              </w:rPr>
+              <w:t>（</w:t>
+            </w:r>
+            <w:r>
+              <w:rPr>
+                <w:rFonts w:ascii="宋体" w:eastAsia="宋体" w:hAnsi="宋体" w:cs="宋体"/>
+                <w:sz w:val="24"/>
+              </w:rPr>
+              <w:t>1）需求分析与业务流程设计</w:t>
+            </w:r>
+            <w:r>
+              <w:rPr>
+                <w:rFonts w:ascii="宋体" w:eastAsia="宋体" w:hAnsi="宋体" w:cs="宋体" w:hint="eastAsia"/>
+                <w:sz w:val="24"/>
+              </w:rPr>
+              <w:t>：</w:t>
+            </w:r>
+            <w:r>
+              <w:rPr>
+                <w:rFonts w:ascii="宋体" w:eastAsia="宋体" w:hAnsi="宋体" w:cs="宋体" w:hint="eastAsia"/>
+                <w:sz w:val="24"/>
+              </w:rPr>
+              <w:t>分析医院门诊挂号和电子病历管理的业务流程，明确系统的主要角色（患者、医生、管理员）及其功能需求，设计系统的业务流程和功能模块结构。</w:t>
+            </w:r>
+          </w:p>
+          <w:p>
+            <w:pPr>
+              <w:spacing w:line="360" w:lineRule="auto"/>
+              <w:ind w:firstLineChars="200" w:firstLine="480"/>
+              <w:rPr>
+                <w:rFonts w:ascii="宋体" w:eastAsia="宋体" w:hAnsi="宋体" w:cs="宋体" w:hint="eastAsia"/>
+                <w:sz w:val="24"/>
+              </w:rPr>
+            </w:pPr>
+            <w:r>
+              <w:rPr>
+                <w:rFonts w:ascii="宋体" w:eastAsia="宋体" w:hAnsi="宋体" w:cs="宋体" w:hint="eastAsia"/>
+                <w:sz w:val="24"/>
+              </w:rPr>
+              <w:t>（</w:t>
+            </w:r>
+            <w:r>
+              <w:rPr>
+                <w:rFonts w:ascii="宋体" w:eastAsia="宋体" w:hAnsi="宋体" w:cs="宋体"/>
+                <w:sz w:val="24"/>
+              </w:rPr>
+              <w:t>2）系统总体架构设计</w:t>
+            </w:r>
+            <w:r>
+              <w:rPr>
+                <w:rFonts w:ascii="宋体" w:eastAsia="宋体" w:hAnsi="宋体" w:cs="宋体" w:hint="eastAsia"/>
+                <w:sz w:val="24"/>
+              </w:rPr>
+              <w:t>：</w:t>
+            </w:r>
+            <w:r>
+              <w:rPr>
+                <w:rFonts w:ascii="宋体" w:eastAsia="宋体" w:hAnsi="宋体" w:cs="宋体" w:hint="eastAsia"/>
+                <w:sz w:val="24"/>
+              </w:rPr>
+              <w:t>采用前后端分离的分层架构设计思想，完成系统整体技术架构设计，明确前端、后端及数据库各层的功能职责和交互方式。</w:t>
+            </w:r>
+          </w:p>
+          <w:p>
+            <w:pPr>
+              <w:spacing w:line="360" w:lineRule="auto"/>
+              <w:ind w:firstLineChars="200" w:firstLine="480"/>
+              <w:rPr>
+                <w:rFonts w:ascii="宋体" w:eastAsia="宋体" w:hAnsi="宋体" w:cs="宋体" w:hint="eastAsia"/>
+                <w:sz w:val="24"/>
+              </w:rPr>
+            </w:pPr>
+            <w:r>
+              <w:rPr>
+                <w:rFonts w:ascii="宋体" w:eastAsia="宋体" w:hAnsi="宋体" w:cs="宋体" w:hint="eastAsia"/>
+                <w:sz w:val="24"/>
+              </w:rPr>
+              <w:t>（</w:t>
+            </w:r>
+            <w:r>
+              <w:rPr>
+                <w:rFonts w:ascii="宋体" w:eastAsia="宋体" w:hAnsi="宋体" w:cs="宋体"/>
+                <w:sz w:val="24"/>
+              </w:rPr>
+              <w:t>3）数据库设计与数据管理</w:t>
+            </w:r>
+            <w:r>
+              <w:rPr>
+                <w:rFonts w:ascii="宋体" w:eastAsia="宋体" w:hAnsi="宋体" w:cs="宋体" w:hint="eastAsia"/>
+                <w:sz w:val="24"/>
+              </w:rPr>
+              <w:t>：</w:t>
+            </w:r>
+            <w:r>
+              <w:rPr>
+                <w:rFonts w:ascii="宋体" w:eastAsia="宋体" w:hAnsi="宋体" w:cs="宋体" w:hint="eastAsia"/>
+                <w:sz w:val="24"/>
+              </w:rPr>
+              <w:t>根据系统功能需求，设计合理的数据库结构，包括用户信息、挂号信息、医生排班信息、电子病历等数据表，并实现数据的存储与管理。</w:t>
+            </w:r>
+          </w:p>
+          <w:p>
+            <w:pPr>
+              <w:spacing w:line="360" w:lineRule="auto"/>
+              <w:ind w:firstLineChars="200" w:firstLine="480"/>
+              <w:rPr>
+                <w:rFonts w:ascii="宋体" w:eastAsia="宋体" w:hAnsi="宋体" w:cs="宋体"/>
+                <w:sz w:val="24"/>
+              </w:rPr>
+            </w:pPr>
+            <w:r>
+              <w:rPr>
+                <w:rFonts w:ascii="宋体" w:eastAsia="宋体" w:hAnsi="宋体" w:cs="宋体" w:hint="eastAsia"/>
+                <w:sz w:val="24"/>
+              </w:rPr>
+              <w:t>（</w:t>
+            </w:r>
+            <w:r>
+              <w:rPr>
+                <w:rFonts w:ascii="宋体" w:eastAsia="宋体" w:hAnsi="宋体" w:cs="宋体"/>
+                <w:sz w:val="24"/>
+              </w:rPr>
+              <w:t>4）系统功能模块设计与实现</w:t>
+            </w:r>
+            <w:r>
+              <w:rPr>
+                <w:rFonts w:ascii="宋体" w:eastAsia="宋体" w:hAnsi="宋体" w:cs="宋体" w:hint="eastAsia"/>
+                <w:sz w:val="24"/>
+              </w:rPr>
+              <w:t>：</w:t>
+            </w:r>
+            <w:r>
+              <w:rPr>
+                <w:rFonts w:ascii="宋体" w:eastAsia="宋体" w:hAnsi="宋体" w:cs="宋体" w:hint="eastAsia"/>
+                <w:sz w:val="24"/>
+              </w:rPr>
+              <w:t>基于</w:t>
+            </w:r>
+            <w:r>
+              <w:rPr>
+                <w:rFonts w:ascii="宋体" w:eastAsia="宋体" w:hAnsi="宋体" w:cs="宋体"/>
+                <w:sz w:val="24"/>
+              </w:rPr>
+              <w:t xml:space="preserve"> Java 和 Spring Boot 框架实现系统后端功能，完成门诊挂号管理、医生排班管理、电子病历管理及用户权限控制等核心功能；前端基于 Vue 框架实现系统页面展示和交互。</w:t>
+            </w:r>
+          </w:p>
+          <w:p>
+            <w:pPr>
+              <w:spacing w:line="360" w:lineRule="auto"/>
+              <w:ind w:firstLineChars="200" w:firstLine="480"/>
+              <w:rPr>
+                <w:rFonts w:ascii="宋体" w:eastAsia="宋体" w:hAnsi="宋体" w:cs="宋体" w:hint="eastAsia"/>
+                <w:sz w:val="24"/>
+              </w:rPr>
+            </w:pPr>
+            <w:r>
+              <w:rPr>
+                <w:rFonts w:ascii="宋体" w:eastAsia="宋体" w:hAnsi="宋体" w:cs="宋体" w:hint="eastAsia"/>
+                <w:sz w:val="24"/>
+              </w:rPr>
+              <w:t>（</w:t>
+            </w:r>
+            <w:r>
+              <w:rPr>
+                <w:rFonts w:ascii="宋体" w:eastAsia="宋体" w:hAnsi="宋体" w:cs="宋体"/>
+                <w:sz w:val="24"/>
+              </w:rPr>
+              <w:t>5）门诊挂号量预测与辅助推荐功能设计</w:t>
+            </w:r>
+            <w:r>
+              <w:rPr>
+                <w:rFonts w:ascii="宋体" w:eastAsia="宋体" w:hAnsi="宋体" w:cs="宋体" w:hint="eastAsia"/>
+                <w:sz w:val="24"/>
+              </w:rPr>
+              <w:t>：</w:t>
+            </w:r>
+            <w:r>
+              <w:rPr>
+                <w:rFonts w:ascii="宋体" w:eastAsia="宋体" w:hAnsi="宋体" w:cs="宋体" w:hint="eastAsia"/>
+                <w:sz w:val="24"/>
+              </w:rPr>
+              <w:t>基于系统历史挂号数据，对门诊挂号量进行简单分析，采用时间序列分析方法实现挂号量预测，并结合医生排班和号源情况，为患者提供辅助挂号推荐。</w:t>
+            </w:r>
+          </w:p>
+          <w:p>
+            <w:pPr>
+              <w:spacing w:line="360" w:lineRule="auto"/>
+              <w:ind w:firstLineChars="200" w:firstLine="480"/>
+              <w:rPr>
+                <w:rFonts w:ascii="宋体" w:eastAsia="宋体" w:hAnsi="宋体" w:cs="宋体" w:hint="eastAsia"/>
+                <w:sz w:val="24"/>
+              </w:rPr>
+            </w:pPr>
+            <w:r>
+              <w:rPr>
+                <w:rFonts w:ascii="宋体" w:eastAsia="宋体" w:hAnsi="宋体" w:cs="宋体" w:hint="eastAsia"/>
+                <w:sz w:val="24"/>
+              </w:rPr>
+              <w:t>（</w:t>
+            </w:r>
+            <w:r>
+              <w:rPr>
+                <w:rFonts w:ascii="宋体" w:eastAsia="宋体" w:hAnsi="宋体" w:cs="宋体"/>
+                <w:sz w:val="24"/>
+              </w:rPr>
+              <w:t>6）系统测试与运行分析</w:t>
+            </w:r>
+            <w:r>
+              <w:rPr>
+                <w:rFonts w:ascii="宋体" w:eastAsia="宋体" w:hAnsi="宋体" w:cs="宋体" w:hint="eastAsia"/>
+                <w:sz w:val="24"/>
+              </w:rPr>
+              <w:t>：</w:t>
+            </w:r>
+            <w:r>
+              <w:rPr>
+                <w:rFonts w:ascii="宋体" w:eastAsia="宋体" w:hAnsi="宋体" w:cs="宋体" w:hint="eastAsia"/>
+                <w:sz w:val="24"/>
+              </w:rPr>
+              <w:t>对系统的主要功能模块进行测试，验证系统运行的正确性和稳定性，并对系统的运行效果进行分析与总结。</w:t>
+            </w:r>
+          </w:p>
+          <w:p>
+            <w:pPr>
+              <w:spacing w:line="360" w:lineRule="auto"/>
+              <w:ind w:firstLineChars="200" w:firstLine="480"/>
+              <w:rPr>
+                <w:rFonts w:ascii="宋体" w:eastAsia="宋体" w:hAnsi="宋体" w:cs="宋体" w:hint="eastAsia"/>
+                <w:sz w:val="24"/>
+              </w:rPr>
+            </w:pPr>
+            <w:r>
+              <w:rPr>
+                <w:rFonts w:ascii="宋体" w:eastAsia="宋体" w:hAnsi="宋体" w:cs="宋体" w:hint="eastAsia"/>
+                <w:sz w:val="24"/>
+              </w:rPr>
+              <w:t>本毕业设计的预期目标是设计并实现一个结构清晰、功能较为完整、可正常运行的门诊挂号与电子病历一体化管理系统。系统应实现患者在线挂号、医生排班管理、电子病历录入与查询等基本功能，并在此基础上具备简单的数据分析与辅助决策能力。</w:t>
+            </w:r>
+          </w:p>
+          <w:p>
+            <w:pPr>
+              <w:spacing w:line="360" w:lineRule="auto"/>
+              <w:ind w:firstLineChars="200" w:firstLine="480"/>
+              <w:rPr>
+                <w:rFonts w:ascii="宋体" w:eastAsia="宋体" w:hAnsi="宋体" w:cs="宋体" w:hint="eastAsia"/>
+                <w:sz w:val="24"/>
+              </w:rPr>
+            </w:pPr>
+            <w:r>
+              <w:rPr>
+                <w:rFonts w:ascii="宋体" w:eastAsia="宋体" w:hAnsi="宋体" w:cs="宋体" w:hint="eastAsia"/>
+                <w:sz w:val="24"/>
+              </w:rPr>
+              <w:t>在技术方案与实现路线方面，系统采用前后端分离的</w:t>
+            </w:r>
+            <w:r>
+              <w:rPr>
+                <w:rFonts w:ascii="宋体" w:eastAsia="宋体" w:hAnsi="宋体" w:cs="宋体"/>
+                <w:sz w:val="24"/>
+              </w:rPr>
+              <w:t xml:space="preserve"> Web 架构。后端以 Java 语言为开发基础，基于 Spring Boot 框架构建业务服务，使用 </w:t>
+            </w:r>
+            <w:proofErr w:type="spellStart"/>
+            <w:r>
+              <w:rPr>
+                <w:rFonts w:ascii="宋体" w:eastAsia="宋体" w:hAnsi="宋体" w:cs="宋体"/>
+                <w:sz w:val="24"/>
+              </w:rPr>
+              <w:t>MyBatis</w:t>
+            </w:r>
+            <w:proofErr w:type="spellEnd"/>
+            <w:r>
+              <w:rPr>
+                <w:rFonts w:ascii="宋体" w:eastAsia="宋体" w:hAnsi="宋体" w:cs="宋体"/>
+                <w:sz w:val="24"/>
+              </w:rPr>
+              <w:t xml:space="preserve"> 实现数据持久化操作，数据库选用 MySQL 或 Oracle 进行数据存储；前端基于 Vue 框架进行开发，通过调用后端 RESTful 接口实现数据交互。系统按照“需求分析—系统设计—功能实现—系统测试—总结完善”的流程逐步完成，实现方案的可行性和系统的实用性。</w:t>
+            </w:r>
           </w:p>
           <w:p>
             <w:pPr>
@@ -625,25 +884,6 @@
               <w:adjustRightInd w:val="0"/>
               <w:spacing w:line="360" w:lineRule="auto"/>
               <w:ind w:right="40" w:firstLineChars="200" w:firstLine="480"/>
-              <w:rPr>
-                <w:rFonts w:ascii="宋体" w:eastAsia="宋体" w:hAnsi="宋体" w:cs="宋体"/>
-                <w:b/>
-                <w:bCs/>
-                <w:sz w:val="24"/>
-              </w:rPr>
-            </w:pPr>
-            <w:r>
-              <w:rPr>
-                <w:rFonts w:ascii="宋体" w:eastAsia="宋体" w:hAnsi="宋体" w:cs="宋体" w:hint="eastAsia"/>
-                <w:color w:val="FF0000"/>
-                <w:sz w:val="24"/>
-              </w:rPr>
-              <w:t>内容文字为宋体小四，不加粗，首行缩进2字符，1.5倍行距。</w:t>
-            </w:r>
-          </w:p>
-          <w:p>
-            <w:pPr>
-              <w:ind w:firstLineChars="200" w:firstLine="480"/>
               <w:rPr>
                 <w:rFonts w:ascii="宋体" w:eastAsia="宋体" w:hAnsi="宋体" w:cs="宋体"/>
                 <w:sz w:val="24"/>
@@ -654,7 +894,7 @@
       </w:tr>
       <w:tr>
         <w:trPr>
-          <w:trHeight w:hRule="exact" w:val="3402"/>
+          <w:trHeight w:hRule="exact" w:val="12758"/>
         </w:trPr>
         <w:tc>
           <w:tcPr>
@@ -673,6 +913,7 @@
                 <w:rFonts w:ascii="宋体" w:eastAsia="宋体" w:hAnsi="宋体" w:cs="宋体" w:hint="eastAsia"/>
                 <w:sz w:val="24"/>
               </w:rPr>
+              <w:lastRenderedPageBreak/>
               <w:t>三</w:t>
             </w:r>
             <w:r>
@@ -687,41 +928,347 @@
           </w:p>
           <w:p>
             <w:pPr>
-              <w:autoSpaceDE w:val="0"/>
-              <w:autoSpaceDN w:val="0"/>
-              <w:adjustRightInd w:val="0"/>
-              <w:spacing w:line="360" w:lineRule="auto"/>
-              <w:ind w:right="40" w:firstLineChars="200" w:firstLine="480"/>
-              <w:rPr>
-                <w:rFonts w:ascii="宋体" w:eastAsia="宋体" w:hAnsi="宋体" w:cs="宋体"/>
-                <w:b/>
-                <w:bCs/>
-                <w:sz w:val="24"/>
-              </w:rPr>
-            </w:pPr>
-            <w:r>
-              <w:rPr>
-                <w:rFonts w:ascii="宋体" w:eastAsia="宋体" w:hAnsi="宋体" w:cs="宋体" w:hint="eastAsia"/>
-                <w:color w:val="FF0000"/>
-                <w:sz w:val="24"/>
-              </w:rPr>
-              <w:t>内容文字为宋体小四，不加粗，首行缩进2字符，1.5倍行距。</w:t>
-            </w:r>
-          </w:p>
-          <w:p>
-            <w:pPr>
+              <w:spacing w:line="360" w:lineRule="auto"/>
               <w:ind w:firstLineChars="200" w:firstLine="480"/>
               <w:rPr>
                 <w:rFonts w:ascii="宋体" w:eastAsia="宋体" w:hAnsi="宋体" w:cs="宋体"/>
                 <w:sz w:val="24"/>
               </w:rPr>
             </w:pPr>
+            <w:r>
+              <w:rPr>
+                <w:rFonts w:ascii="宋体" w:eastAsia="宋体" w:hAnsi="宋体" w:cs="宋体" w:hint="eastAsia"/>
+                <w:sz w:val="24"/>
+              </w:rPr>
+              <w:t>本毕业设计的研究重点主要体现在以下几个方面：</w:t>
+            </w:r>
+          </w:p>
+          <w:p>
+            <w:pPr>
+              <w:spacing w:line="360" w:lineRule="auto"/>
+              <w:ind w:firstLineChars="200" w:firstLine="480"/>
+              <w:rPr>
+                <w:rFonts w:ascii="宋体" w:eastAsia="宋体" w:hAnsi="宋体" w:cs="宋体" w:hint="eastAsia"/>
+                <w:sz w:val="24"/>
+              </w:rPr>
+            </w:pPr>
+            <w:r>
+              <w:rPr>
+                <w:rFonts w:ascii="宋体" w:eastAsia="宋体" w:hAnsi="宋体" w:cs="宋体" w:hint="eastAsia"/>
+                <w:sz w:val="24"/>
+              </w:rPr>
+              <w:t>（</w:t>
+            </w:r>
+            <w:r>
+              <w:rPr>
+                <w:rFonts w:ascii="宋体" w:eastAsia="宋体" w:hAnsi="宋体" w:cs="宋体"/>
+                <w:sz w:val="24"/>
+              </w:rPr>
+              <w:t>1）门诊挂号与电子病历业务流程的一体化设计</w:t>
+            </w:r>
+            <w:r>
+              <w:rPr>
+                <w:rFonts w:ascii="宋体" w:eastAsia="宋体" w:hAnsi="宋体" w:cs="宋体" w:hint="eastAsia"/>
+                <w:sz w:val="24"/>
+              </w:rPr>
+              <w:t>：</w:t>
+            </w:r>
+            <w:r>
+              <w:rPr>
+                <w:rFonts w:ascii="宋体" w:eastAsia="宋体" w:hAnsi="宋体" w:cs="宋体" w:hint="eastAsia"/>
+                <w:sz w:val="24"/>
+              </w:rPr>
+              <w:t>在充分分析医院门诊实际业务流程的基础上，将挂号管理与电子病历管理进行统一建模与设计，实现业务流程的规范化和信息化，确保系统功能与实际应用场景相匹配。</w:t>
+            </w:r>
+          </w:p>
+          <w:p>
+            <w:pPr>
+              <w:spacing w:line="360" w:lineRule="auto"/>
+              <w:ind w:firstLineChars="200" w:firstLine="480"/>
+              <w:rPr>
+                <w:rFonts w:ascii="宋体" w:eastAsia="宋体" w:hAnsi="宋体" w:cs="宋体"/>
+                <w:sz w:val="24"/>
+              </w:rPr>
+            </w:pPr>
+            <w:r>
+              <w:rPr>
+                <w:rFonts w:ascii="宋体" w:eastAsia="宋体" w:hAnsi="宋体" w:cs="宋体" w:hint="eastAsia"/>
+                <w:sz w:val="24"/>
+              </w:rPr>
+              <w:t>（</w:t>
+            </w:r>
+            <w:r>
+              <w:rPr>
+                <w:rFonts w:ascii="宋体" w:eastAsia="宋体" w:hAnsi="宋体" w:cs="宋体"/>
+                <w:sz w:val="24"/>
+              </w:rPr>
+              <w:t>2）系统总体架构与模块划分设计</w:t>
+            </w:r>
+            <w:r>
+              <w:rPr>
+                <w:rFonts w:ascii="宋体" w:eastAsia="宋体" w:hAnsi="宋体" w:cs="宋体" w:hint="eastAsia"/>
+                <w:sz w:val="24"/>
+              </w:rPr>
+              <w:t>：</w:t>
+            </w:r>
+            <w:r>
+              <w:rPr>
+                <w:rFonts w:ascii="宋体" w:eastAsia="宋体" w:hAnsi="宋体" w:cs="宋体" w:hint="eastAsia"/>
+                <w:sz w:val="24"/>
+              </w:rPr>
+              <w:t>采用前后端分离的分层架构，合理划分系统功能模块，明确前端、后端及数据库各层职责，保证系统结构清晰、耦合度低，具备良好的可扩展性和可维护性。</w:t>
+            </w:r>
+          </w:p>
+          <w:p>
+            <w:pPr>
+              <w:spacing w:line="360" w:lineRule="auto"/>
+              <w:ind w:firstLineChars="200" w:firstLine="480"/>
+              <w:rPr>
+                <w:rFonts w:ascii="宋体" w:eastAsia="宋体" w:hAnsi="宋体" w:cs="宋体" w:hint="eastAsia"/>
+                <w:sz w:val="24"/>
+              </w:rPr>
+            </w:pPr>
+            <w:r>
+              <w:rPr>
+                <w:rFonts w:ascii="宋体" w:eastAsia="宋体" w:hAnsi="宋体" w:cs="宋体" w:hint="eastAsia"/>
+                <w:sz w:val="24"/>
+              </w:rPr>
+              <w:t>（</w:t>
+            </w:r>
+            <w:r>
+              <w:rPr>
+                <w:rFonts w:ascii="宋体" w:eastAsia="宋体" w:hAnsi="宋体" w:cs="宋体"/>
+                <w:sz w:val="24"/>
+              </w:rPr>
+              <w:t>3）核心功能模块的实现</w:t>
+            </w:r>
+            <w:r>
+              <w:rPr>
+                <w:rFonts w:ascii="宋体" w:eastAsia="宋体" w:hAnsi="宋体" w:cs="宋体" w:hint="eastAsia"/>
+                <w:sz w:val="24"/>
+              </w:rPr>
+              <w:t>：</w:t>
+            </w:r>
+            <w:r>
+              <w:rPr>
+                <w:rFonts w:ascii="宋体" w:eastAsia="宋体" w:hAnsi="宋体" w:cs="宋体" w:hint="eastAsia"/>
+                <w:sz w:val="24"/>
+              </w:rPr>
+              <w:t>重点实现患者在线挂号、医生排班管理、电子病历录入与查询等核心功能，确保系统业务逻辑正确、数据处理规范，满足门诊挂号与病历管理的基本需求。</w:t>
+            </w:r>
+          </w:p>
+          <w:p>
+            <w:pPr>
+              <w:spacing w:line="360" w:lineRule="auto"/>
+              <w:ind w:firstLineChars="200" w:firstLine="480"/>
+              <w:rPr>
+                <w:rFonts w:ascii="宋体" w:eastAsia="宋体" w:hAnsi="宋体" w:cs="宋体" w:hint="eastAsia"/>
+                <w:sz w:val="24"/>
+              </w:rPr>
+            </w:pPr>
+            <w:r>
+              <w:rPr>
+                <w:rFonts w:ascii="宋体" w:eastAsia="宋体" w:hAnsi="宋体" w:cs="宋体" w:hint="eastAsia"/>
+                <w:sz w:val="24"/>
+              </w:rPr>
+              <w:t>（</w:t>
+            </w:r>
+            <w:r>
+              <w:rPr>
+                <w:rFonts w:ascii="宋体" w:eastAsia="宋体" w:hAnsi="宋体" w:cs="宋体"/>
+                <w:sz w:val="24"/>
+              </w:rPr>
+              <w:t>4）基于历史数据的挂号量预测与辅助推荐设计</w:t>
+            </w:r>
+            <w:r>
+              <w:rPr>
+                <w:rFonts w:ascii="宋体" w:eastAsia="宋体" w:hAnsi="宋体" w:cs="宋体" w:hint="eastAsia"/>
+                <w:sz w:val="24"/>
+              </w:rPr>
+              <w:t>：</w:t>
+            </w:r>
+            <w:r>
+              <w:rPr>
+                <w:rFonts w:ascii="宋体" w:eastAsia="宋体" w:hAnsi="宋体" w:cs="宋体" w:hint="eastAsia"/>
+                <w:sz w:val="24"/>
+              </w:rPr>
+              <w:t>在系统基础功能之上，结合历史挂号数据，对门诊挂号量进行分析和预测，并将预测结果应用于号源管理和患者挂号推荐中，体现信息系统的数据分析与辅助决策价值。</w:t>
+            </w:r>
+          </w:p>
+          <w:p>
+            <w:pPr>
+              <w:spacing w:line="360" w:lineRule="auto"/>
+              <w:ind w:firstLineChars="200" w:firstLine="480"/>
+              <w:rPr>
+                <w:rFonts w:ascii="宋体" w:eastAsia="宋体" w:hAnsi="宋体" w:cs="宋体"/>
+                <w:sz w:val="24"/>
+              </w:rPr>
+            </w:pPr>
+            <w:r>
+              <w:rPr>
+                <w:rFonts w:ascii="宋体" w:eastAsia="宋体" w:hAnsi="宋体" w:cs="宋体" w:hint="eastAsia"/>
+                <w:sz w:val="24"/>
+              </w:rPr>
+              <w:t>本毕业设计在设计与实现过程中可能面临的主要难点包括：</w:t>
+            </w:r>
+          </w:p>
+          <w:p>
+            <w:pPr>
+              <w:spacing w:line="360" w:lineRule="auto"/>
+              <w:ind w:firstLineChars="200" w:firstLine="480"/>
+              <w:rPr>
+                <w:rFonts w:ascii="宋体" w:eastAsia="宋体" w:hAnsi="宋体" w:cs="宋体" w:hint="eastAsia"/>
+                <w:sz w:val="24"/>
+              </w:rPr>
+            </w:pPr>
+            <w:r>
+              <w:rPr>
+                <w:rFonts w:ascii="宋体" w:eastAsia="宋体" w:hAnsi="宋体" w:cs="宋体" w:hint="eastAsia"/>
+                <w:sz w:val="24"/>
+              </w:rPr>
+              <w:t>（</w:t>
+            </w:r>
+            <w:r>
+              <w:rPr>
+                <w:rFonts w:ascii="宋体" w:eastAsia="宋体" w:hAnsi="宋体" w:cs="宋体"/>
+                <w:sz w:val="24"/>
+              </w:rPr>
+              <w:t>1）业务需求抽象与系统建模难度较高</w:t>
+            </w:r>
+            <w:r>
+              <w:rPr>
+                <w:rFonts w:ascii="宋体" w:eastAsia="宋体" w:hAnsi="宋体" w:cs="宋体" w:hint="eastAsia"/>
+                <w:sz w:val="24"/>
+              </w:rPr>
+              <w:t>：</w:t>
+            </w:r>
+            <w:r>
+              <w:rPr>
+                <w:rFonts w:ascii="宋体" w:eastAsia="宋体" w:hAnsi="宋体" w:cs="宋体" w:hint="eastAsia"/>
+                <w:sz w:val="24"/>
+              </w:rPr>
+              <w:t>医院门诊挂号与电子病历涉及角色多、业务流程复杂，如何在保证系统简洁性的前提下，对实际业务进行合理抽象并转化为系统功能，是设计阶段的一项难点。</w:t>
+            </w:r>
+          </w:p>
+          <w:p>
+            <w:pPr>
+              <w:spacing w:line="360" w:lineRule="auto"/>
+              <w:ind w:firstLineChars="200" w:firstLine="480"/>
+              <w:rPr>
+                <w:rFonts w:ascii="宋体" w:eastAsia="宋体" w:hAnsi="宋体" w:cs="宋体"/>
+                <w:sz w:val="24"/>
+              </w:rPr>
+            </w:pPr>
+            <w:r>
+              <w:rPr>
+                <w:rFonts w:ascii="宋体" w:eastAsia="宋体" w:hAnsi="宋体" w:cs="宋体" w:hint="eastAsia"/>
+                <w:sz w:val="24"/>
+              </w:rPr>
+              <w:t>（</w:t>
+            </w:r>
+            <w:r>
+              <w:rPr>
+                <w:rFonts w:ascii="宋体" w:eastAsia="宋体" w:hAnsi="宋体" w:cs="宋体"/>
+                <w:sz w:val="24"/>
+              </w:rPr>
+              <w:t>2）数据库结构设计与数据一致性控制</w:t>
+            </w:r>
+            <w:r>
+              <w:rPr>
+                <w:rFonts w:ascii="宋体" w:eastAsia="宋体" w:hAnsi="宋体" w:cs="宋体" w:hint="eastAsia"/>
+                <w:sz w:val="24"/>
+              </w:rPr>
+              <w:t>：</w:t>
+            </w:r>
+            <w:r>
+              <w:rPr>
+                <w:rFonts w:ascii="宋体" w:eastAsia="宋体" w:hAnsi="宋体" w:cs="宋体" w:hint="eastAsia"/>
+                <w:sz w:val="24"/>
+              </w:rPr>
+              <w:t>系统涉及多类核心数据，如用户信息、挂号信息、医生排班和电子病历等，数据之间关联性强。如何设计合理的数据表结构并保证数据的一致性和完整性，是系统实现中的关键难点之一。</w:t>
+            </w:r>
+          </w:p>
+          <w:p>
+            <w:pPr>
+              <w:spacing w:line="360" w:lineRule="auto"/>
+              <w:ind w:firstLineChars="200" w:firstLine="480"/>
+              <w:rPr>
+                <w:rFonts w:ascii="宋体" w:eastAsia="宋体" w:hAnsi="宋体" w:cs="宋体"/>
+                <w:sz w:val="24"/>
+              </w:rPr>
+            </w:pPr>
+            <w:r>
+              <w:rPr>
+                <w:rFonts w:ascii="宋体" w:eastAsia="宋体" w:hAnsi="宋体" w:cs="宋体" w:hint="eastAsia"/>
+                <w:sz w:val="24"/>
+              </w:rPr>
+              <w:t>（</w:t>
+            </w:r>
+            <w:r>
+              <w:rPr>
+                <w:rFonts w:ascii="宋体" w:eastAsia="宋体" w:hAnsi="宋体" w:cs="宋体"/>
+                <w:sz w:val="24"/>
+              </w:rPr>
+              <w:t>3）前后端接口设计与数据交互</w:t>
+            </w:r>
+            <w:r>
+              <w:rPr>
+                <w:rFonts w:ascii="宋体" w:eastAsia="宋体" w:hAnsi="宋体" w:cs="宋体" w:hint="eastAsia"/>
+                <w:sz w:val="24"/>
+              </w:rPr>
+              <w:t>：</w:t>
+            </w:r>
+            <w:r>
+              <w:rPr>
+                <w:rFonts w:ascii="宋体" w:eastAsia="宋体" w:hAnsi="宋体" w:cs="宋体" w:hint="eastAsia"/>
+                <w:sz w:val="24"/>
+              </w:rPr>
+              <w:t>在前后端分离架构下，需要设计清晰、规范的接口，实现不同功能模块之间的数据交互，如何保证接口设计的合理性和系统交互的稳定性，是系统开发中的一项难点。</w:t>
+            </w:r>
+          </w:p>
+          <w:p>
+            <w:pPr>
+              <w:spacing w:line="360" w:lineRule="auto"/>
+              <w:ind w:firstLineChars="200" w:firstLine="480"/>
+              <w:rPr>
+                <w:rFonts w:ascii="宋体" w:eastAsia="宋体" w:hAnsi="宋体" w:cs="宋体" w:hint="eastAsia"/>
+                <w:sz w:val="24"/>
+              </w:rPr>
+            </w:pPr>
+            <w:r>
+              <w:rPr>
+                <w:rFonts w:ascii="宋体" w:eastAsia="宋体" w:hAnsi="宋体" w:cs="宋体" w:hint="eastAsia"/>
+                <w:sz w:val="24"/>
+              </w:rPr>
+              <w:t>（</w:t>
+            </w:r>
+            <w:r>
+              <w:rPr>
+                <w:rFonts w:ascii="宋体" w:eastAsia="宋体" w:hAnsi="宋体" w:cs="宋体"/>
+                <w:sz w:val="24"/>
+              </w:rPr>
+              <w:t>4）挂号量预测模型的设计与效果验证</w:t>
+            </w:r>
+            <w:r>
+              <w:rPr>
+                <w:rFonts w:ascii="宋体" w:eastAsia="宋体" w:hAnsi="宋体" w:cs="宋体" w:hint="eastAsia"/>
+                <w:sz w:val="24"/>
+              </w:rPr>
+              <w:t>：</w:t>
+            </w:r>
+            <w:r>
+              <w:rPr>
+                <w:rFonts w:ascii="宋体" w:eastAsia="宋体" w:hAnsi="宋体" w:cs="宋体" w:hint="eastAsia"/>
+                <w:sz w:val="24"/>
+              </w:rPr>
+              <w:t>基于历史挂号数据进行预测时，数据规模、数据质量以及模型选择都会影响预测效果。如何在实现难度可控的前提下，设计合理的预测方法并验证其有效性，是本课题的一个研究难点。</w:t>
+            </w:r>
           </w:p>
         </w:tc>
       </w:tr>
       <w:tr>
         <w:trPr>
-          <w:trHeight w:hRule="exact" w:val="5102"/>
+          <w:trHeight w:hRule="exact" w:val="13760"/>
         </w:trPr>
         <w:tc>
           <w:tcPr>
@@ -731,7 +1278,7 @@
           <w:p>
             <w:pPr>
               <w:rPr>
-                <w:rFonts w:ascii="宋体" w:eastAsia="宋体" w:hAnsi="宋体" w:cs="宋体"/>
+                <w:rFonts w:ascii="宋体" w:eastAsia="宋体" w:hAnsi="宋体" w:cs="宋体" w:hint="eastAsia"/>
                 <w:b/>
                 <w:bCs/>
                 <w:sz w:val="24"/>
@@ -744,7 +1291,8 @@
                 <w:bCs/>
                 <w:sz w:val="24"/>
               </w:rPr>
-              <w:t>四、设计（论文）研究方法及步骤（进度安排）：</w:t>
+              <w:lastRenderedPageBreak/>
+              <w:t>四、设计（论文）研究方法及步骤（进度安排）</w:t>
             </w:r>
           </w:p>
           <w:p>
@@ -755,35 +1303,485 @@
               <w:spacing w:line="360" w:lineRule="auto"/>
               <w:ind w:right="40" w:firstLineChars="200" w:firstLine="480"/>
               <w:rPr>
-                <w:rFonts w:ascii="宋体" w:eastAsia="宋体" w:hAnsi="宋体" w:cs="宋体"/>
-                <w:b/>
-                <w:bCs/>
-                <w:sz w:val="24"/>
-              </w:rPr>
-            </w:pPr>
-            <w:r>
-              <w:rPr>
-                <w:rFonts w:ascii="宋体" w:eastAsia="宋体" w:hAnsi="宋体" w:cs="宋体" w:hint="eastAsia"/>
-                <w:color w:val="FF0000"/>
-                <w:sz w:val="24"/>
-              </w:rPr>
-              <w:t>内容文字为宋体小四，不加粗，首行缩进2字符，1.5倍行距。</w:t>
-            </w:r>
-          </w:p>
-          <w:p>
-            <w:pPr>
+                <w:rFonts w:ascii="宋体" w:eastAsia="宋体" w:hAnsi="宋体" w:cs="宋体" w:hint="eastAsia"/>
+                <w:sz w:val="24"/>
+              </w:rPr>
+            </w:pPr>
+            <w:r>
+              <w:rPr>
+                <w:rFonts w:ascii="宋体" w:eastAsia="宋体" w:hAnsi="宋体" w:cs="宋体" w:hint="eastAsia"/>
+                <w:sz w:val="24"/>
+              </w:rPr>
+              <w:t>本毕业设计主要采用以下研究方法：</w:t>
+            </w:r>
+          </w:p>
+          <w:p>
+            <w:pPr>
+              <w:autoSpaceDE w:val="0"/>
+              <w:autoSpaceDN w:val="0"/>
+              <w:adjustRightInd w:val="0"/>
+              <w:spacing w:line="360" w:lineRule="auto"/>
+              <w:ind w:right="40" w:firstLineChars="200" w:firstLine="480"/>
+              <w:rPr>
+                <w:rFonts w:ascii="宋体" w:eastAsia="宋体" w:hAnsi="宋体" w:cs="宋体" w:hint="eastAsia"/>
+                <w:sz w:val="24"/>
+              </w:rPr>
+            </w:pPr>
+            <w:r>
+              <w:rPr>
+                <w:rFonts w:ascii="宋体" w:eastAsia="宋体" w:hAnsi="宋体" w:cs="宋体" w:hint="eastAsia"/>
+                <w:sz w:val="24"/>
+              </w:rPr>
+              <w:t>（</w:t>
+            </w:r>
+            <w:r>
+              <w:rPr>
+                <w:rFonts w:ascii="宋体" w:eastAsia="宋体" w:hAnsi="宋体" w:cs="宋体"/>
+                <w:sz w:val="24"/>
+              </w:rPr>
+              <w:t>1）文献调研法</w:t>
+            </w:r>
+            <w:r>
+              <w:rPr>
+                <w:rFonts w:ascii="宋体" w:eastAsia="宋体" w:hAnsi="宋体" w:cs="宋体" w:hint="eastAsia"/>
+                <w:sz w:val="24"/>
+              </w:rPr>
+              <w:t>：</w:t>
+            </w:r>
+            <w:r>
+              <w:rPr>
+                <w:rFonts w:ascii="宋体" w:eastAsia="宋体" w:hAnsi="宋体" w:cs="宋体" w:hint="eastAsia"/>
+                <w:sz w:val="24"/>
+              </w:rPr>
+              <w:t>通过查阅与医疗信息系统、门诊挂号系统、电子病历管理系统以及相关</w:t>
+            </w:r>
+            <w:r>
+              <w:rPr>
+                <w:rFonts w:ascii="宋体" w:eastAsia="宋体" w:hAnsi="宋体" w:cs="宋体"/>
+                <w:sz w:val="24"/>
+              </w:rPr>
+              <w:t xml:space="preserve"> Web 开发技术有关的文献和资料，了解系统设计的相关理论和技术背景，为系统方案设计提供依据。</w:t>
+            </w:r>
+          </w:p>
+          <w:p>
+            <w:pPr>
+              <w:autoSpaceDE w:val="0"/>
+              <w:autoSpaceDN w:val="0"/>
+              <w:adjustRightInd w:val="0"/>
+              <w:spacing w:line="360" w:lineRule="auto"/>
+              <w:ind w:right="40" w:firstLineChars="200" w:firstLine="480"/>
+              <w:rPr>
+                <w:rFonts w:ascii="宋体" w:eastAsia="宋体" w:hAnsi="宋体" w:cs="宋体" w:hint="eastAsia"/>
+                <w:sz w:val="24"/>
+              </w:rPr>
+            </w:pPr>
+            <w:r>
+              <w:rPr>
+                <w:rFonts w:ascii="宋体" w:eastAsia="宋体" w:hAnsi="宋体" w:cs="宋体" w:hint="eastAsia"/>
+                <w:sz w:val="24"/>
+              </w:rPr>
+              <w:t>（</w:t>
+            </w:r>
+            <w:r>
+              <w:rPr>
+                <w:rFonts w:ascii="宋体" w:eastAsia="宋体" w:hAnsi="宋体" w:cs="宋体"/>
+                <w:sz w:val="24"/>
+              </w:rPr>
+              <w:t>2）需求分析与系统建模方法</w:t>
+            </w:r>
+            <w:r>
+              <w:rPr>
+                <w:rFonts w:ascii="宋体" w:eastAsia="宋体" w:hAnsi="宋体" w:cs="宋体" w:hint="eastAsia"/>
+                <w:sz w:val="24"/>
+              </w:rPr>
+              <w:t>：</w:t>
+            </w:r>
+            <w:r>
+              <w:rPr>
+                <w:rFonts w:ascii="宋体" w:eastAsia="宋体" w:hAnsi="宋体" w:cs="宋体" w:hint="eastAsia"/>
+                <w:sz w:val="24"/>
+              </w:rPr>
+              <w:t>结合医院门诊挂号与电子病历管理的实际业务场景，对系统需求进行分析，采用用例分析、业务流程分析等方法，对系统功能和业务流程进行建模。</w:t>
+            </w:r>
+          </w:p>
+          <w:p>
+            <w:pPr>
+              <w:autoSpaceDE w:val="0"/>
+              <w:autoSpaceDN w:val="0"/>
+              <w:adjustRightInd w:val="0"/>
+              <w:spacing w:line="360" w:lineRule="auto"/>
+              <w:ind w:right="40" w:firstLineChars="200" w:firstLine="480"/>
+              <w:rPr>
+                <w:rFonts w:ascii="宋体" w:eastAsia="宋体" w:hAnsi="宋体" w:cs="宋体" w:hint="eastAsia"/>
+                <w:sz w:val="24"/>
+              </w:rPr>
+            </w:pPr>
+            <w:r>
+              <w:rPr>
+                <w:rFonts w:ascii="宋体" w:eastAsia="宋体" w:hAnsi="宋体" w:cs="宋体" w:hint="eastAsia"/>
+                <w:sz w:val="24"/>
+              </w:rPr>
+              <w:t>（</w:t>
+            </w:r>
+            <w:r>
+              <w:rPr>
+                <w:rFonts w:ascii="宋体" w:eastAsia="宋体" w:hAnsi="宋体" w:cs="宋体"/>
+                <w:sz w:val="24"/>
+              </w:rPr>
+              <w:t>3）系统设计与实现方法</w:t>
+            </w:r>
+            <w:r>
+              <w:rPr>
+                <w:rFonts w:ascii="宋体" w:eastAsia="宋体" w:hAnsi="宋体" w:cs="宋体" w:hint="eastAsia"/>
+                <w:sz w:val="24"/>
+              </w:rPr>
+              <w:t>：</w:t>
+            </w:r>
+            <w:r>
+              <w:rPr>
+                <w:rFonts w:ascii="宋体" w:eastAsia="宋体" w:hAnsi="宋体" w:cs="宋体" w:hint="eastAsia"/>
+                <w:sz w:val="24"/>
+              </w:rPr>
+              <w:t>基于软件工程思想，采用前后端分离的开发模式，按照分层架构设计系统结构，并结合</w:t>
+            </w:r>
+            <w:r>
+              <w:rPr>
+                <w:rFonts w:ascii="宋体" w:eastAsia="宋体" w:hAnsi="宋体" w:cs="宋体"/>
+                <w:sz w:val="24"/>
+              </w:rPr>
+              <w:t xml:space="preserve"> Java、Spring Boot、</w:t>
+            </w:r>
+            <w:proofErr w:type="spellStart"/>
+            <w:r>
+              <w:rPr>
+                <w:rFonts w:ascii="宋体" w:eastAsia="宋体" w:hAnsi="宋体" w:cs="宋体"/>
+                <w:sz w:val="24"/>
+              </w:rPr>
+              <w:t>MyBatis</w:t>
+            </w:r>
+            <w:proofErr w:type="spellEnd"/>
+            <w:r>
+              <w:rPr>
+                <w:rFonts w:ascii="宋体" w:eastAsia="宋体" w:hAnsi="宋体" w:cs="宋体"/>
+                <w:sz w:val="24"/>
+              </w:rPr>
+              <w:t xml:space="preserve"> 及 Vue 等技术完成系统功能实现。</w:t>
+            </w:r>
+          </w:p>
+          <w:p>
+            <w:pPr>
+              <w:autoSpaceDE w:val="0"/>
+              <w:autoSpaceDN w:val="0"/>
+              <w:adjustRightInd w:val="0"/>
+              <w:spacing w:line="360" w:lineRule="auto"/>
+              <w:ind w:right="40" w:firstLineChars="200" w:firstLine="480"/>
+              <w:rPr>
+                <w:rFonts w:ascii="宋体" w:eastAsia="宋体" w:hAnsi="宋体" w:cs="宋体" w:hint="eastAsia"/>
+                <w:sz w:val="24"/>
+              </w:rPr>
+            </w:pPr>
+            <w:r>
+              <w:rPr>
+                <w:rFonts w:ascii="宋体" w:eastAsia="宋体" w:hAnsi="宋体" w:cs="宋体" w:hint="eastAsia"/>
+                <w:sz w:val="24"/>
+              </w:rPr>
+              <w:t>（</w:t>
+            </w:r>
+            <w:r>
+              <w:rPr>
+                <w:rFonts w:ascii="宋体" w:eastAsia="宋体" w:hAnsi="宋体" w:cs="宋体"/>
+                <w:sz w:val="24"/>
+              </w:rPr>
+              <w:t>4）实验与测试分析方法</w:t>
+            </w:r>
+            <w:r>
+              <w:rPr>
+                <w:rFonts w:ascii="宋体" w:eastAsia="宋体" w:hAnsi="宋体" w:cs="宋体" w:hint="eastAsia"/>
+                <w:sz w:val="24"/>
+              </w:rPr>
+              <w:t>：</w:t>
+            </w:r>
+            <w:r>
+              <w:rPr>
+                <w:rFonts w:ascii="宋体" w:eastAsia="宋体" w:hAnsi="宋体" w:cs="宋体" w:hint="eastAsia"/>
+                <w:sz w:val="24"/>
+              </w:rPr>
+              <w:t>通过功能测试和运行测试，对系统的主要功能和运行效果进行验证，并对系统存在的问题进行分析和改进。</w:t>
+            </w:r>
+          </w:p>
+          <w:p>
+            <w:pPr>
+              <w:spacing w:line="360" w:lineRule="auto"/>
               <w:ind w:firstLineChars="200" w:firstLine="480"/>
               <w:rPr>
                 <w:rFonts w:ascii="宋体" w:eastAsia="宋体" w:hAnsi="宋体" w:cs="宋体"/>
                 <w:sz w:val="24"/>
               </w:rPr>
             </w:pPr>
+            <w:r>
+              <w:rPr>
+                <w:rFonts w:ascii="宋体" w:eastAsia="宋体" w:hAnsi="宋体" w:cs="宋体" w:hint="eastAsia"/>
+                <w:sz w:val="24"/>
+              </w:rPr>
+              <w:t>本毕业设计按照“需求分析—系统设计—功能实现—系统测试—论文撰写与完善”的步骤开展，具体进度安排如下：</w:t>
+            </w:r>
+          </w:p>
+          <w:p>
+            <w:pPr>
+              <w:spacing w:line="360" w:lineRule="auto"/>
+              <w:ind w:firstLineChars="200" w:firstLine="480"/>
+              <w:rPr>
+                <w:rFonts w:ascii="宋体" w:eastAsia="宋体" w:hAnsi="宋体" w:cs="宋体" w:hint="eastAsia"/>
+                <w:sz w:val="24"/>
+              </w:rPr>
+            </w:pPr>
+            <w:r>
+              <w:rPr>
+                <w:rFonts w:ascii="宋体" w:eastAsia="宋体" w:hAnsi="宋体" w:cs="宋体" w:hint="eastAsia"/>
+                <w:sz w:val="24"/>
+              </w:rPr>
+              <w:t>第一阶段：需求分析与资料调研（第</w:t>
+            </w:r>
+            <w:r>
+              <w:rPr>
+                <w:rFonts w:ascii="宋体" w:eastAsia="宋体" w:hAnsi="宋体" w:cs="宋体"/>
+                <w:sz w:val="24"/>
+              </w:rPr>
+              <w:t>1–2周）</w:t>
+            </w:r>
+            <w:r>
+              <w:rPr>
+                <w:rFonts w:ascii="宋体" w:eastAsia="宋体" w:hAnsi="宋体" w:cs="宋体" w:hint="eastAsia"/>
+                <w:sz w:val="24"/>
+              </w:rPr>
+              <w:t>：</w:t>
+            </w:r>
+            <w:r>
+              <w:rPr>
+                <w:rFonts w:ascii="宋体" w:eastAsia="宋体" w:hAnsi="宋体" w:cs="宋体" w:hint="eastAsia"/>
+                <w:sz w:val="24"/>
+              </w:rPr>
+              <w:t>查阅相关文献资料，分析门诊挂号与电子病历管理的业务需求，明确系统研究目标和总体功能，完成开题报告。</w:t>
+            </w:r>
+          </w:p>
+          <w:p>
+            <w:pPr>
+              <w:spacing w:line="360" w:lineRule="auto"/>
+              <w:ind w:firstLineChars="200" w:firstLine="480"/>
+              <w:rPr>
+                <w:rFonts w:ascii="宋体" w:eastAsia="宋体" w:hAnsi="宋体" w:cs="宋体" w:hint="eastAsia"/>
+                <w:sz w:val="24"/>
+              </w:rPr>
+            </w:pPr>
+            <w:r>
+              <w:rPr>
+                <w:rFonts w:ascii="宋体" w:eastAsia="宋体" w:hAnsi="宋体" w:cs="宋体" w:hint="eastAsia"/>
+                <w:sz w:val="24"/>
+              </w:rPr>
+              <w:t>第二阶段：系统设计阶段（第</w:t>
+            </w:r>
+            <w:r>
+              <w:rPr>
+                <w:rFonts w:ascii="宋体" w:eastAsia="宋体" w:hAnsi="宋体" w:cs="宋体"/>
+                <w:sz w:val="24"/>
+              </w:rPr>
+              <w:t>3–4周）</w:t>
+            </w:r>
+            <w:r>
+              <w:rPr>
+                <w:rFonts w:ascii="宋体" w:eastAsia="宋体" w:hAnsi="宋体" w:cs="宋体" w:hint="eastAsia"/>
+                <w:sz w:val="24"/>
+              </w:rPr>
+              <w:t>：</w:t>
+            </w:r>
+            <w:r>
+              <w:rPr>
+                <w:rFonts w:ascii="宋体" w:eastAsia="宋体" w:hAnsi="宋体" w:cs="宋体" w:hint="eastAsia"/>
+                <w:sz w:val="24"/>
+              </w:rPr>
+              <w:t>完成系统总体架构设计和功能模块划分，进行数据库结构设计，绘制系统业务流程图和用例图。</w:t>
+            </w:r>
+          </w:p>
+          <w:p>
+            <w:pPr>
+              <w:spacing w:line="360" w:lineRule="auto"/>
+              <w:ind w:firstLineChars="200" w:firstLine="480"/>
+              <w:rPr>
+                <w:rFonts w:ascii="宋体" w:eastAsia="宋体" w:hAnsi="宋体" w:cs="宋体" w:hint="eastAsia"/>
+                <w:sz w:val="24"/>
+              </w:rPr>
+            </w:pPr>
+            <w:r>
+              <w:rPr>
+                <w:rFonts w:ascii="宋体" w:eastAsia="宋体" w:hAnsi="宋体" w:cs="宋体" w:hint="eastAsia"/>
+                <w:sz w:val="24"/>
+              </w:rPr>
+              <w:t>第三阶段：系统功能实现阶段（第</w:t>
+            </w:r>
+            <w:r>
+              <w:rPr>
+                <w:rFonts w:ascii="宋体" w:eastAsia="宋体" w:hAnsi="宋体" w:cs="宋体"/>
+                <w:sz w:val="24"/>
+              </w:rPr>
+              <w:t>5–9周）</w:t>
+            </w:r>
+            <w:r>
+              <w:rPr>
+                <w:rFonts w:ascii="宋体" w:eastAsia="宋体" w:hAnsi="宋体" w:cs="宋体" w:hint="eastAsia"/>
+                <w:sz w:val="24"/>
+              </w:rPr>
+              <w:t>：</w:t>
+            </w:r>
+            <w:r>
+              <w:rPr>
+                <w:rFonts w:ascii="宋体" w:eastAsia="宋体" w:hAnsi="宋体" w:cs="宋体" w:hint="eastAsia"/>
+                <w:sz w:val="24"/>
+              </w:rPr>
+              <w:t>基于</w:t>
+            </w:r>
+            <w:r>
+              <w:rPr>
+                <w:rFonts w:ascii="宋体" w:eastAsia="宋体" w:hAnsi="宋体" w:cs="宋体"/>
+                <w:sz w:val="24"/>
+              </w:rPr>
+              <w:t xml:space="preserve"> Spring Boot 和 </w:t>
+            </w:r>
+            <w:proofErr w:type="spellStart"/>
+            <w:r>
+              <w:rPr>
+                <w:rFonts w:ascii="宋体" w:eastAsia="宋体" w:hAnsi="宋体" w:cs="宋体"/>
+                <w:sz w:val="24"/>
+              </w:rPr>
+              <w:t>MyBatis</w:t>
+            </w:r>
+            <w:proofErr w:type="spellEnd"/>
+            <w:r>
+              <w:rPr>
+                <w:rFonts w:ascii="宋体" w:eastAsia="宋体" w:hAnsi="宋体" w:cs="宋体"/>
+                <w:sz w:val="24"/>
+              </w:rPr>
+              <w:t xml:space="preserve"> 实现系统后端功能，完成门诊挂号、电子病历管理等核心模块；前端基于 Vue 框架实现系统页面和前后端接口对接。</w:t>
+            </w:r>
+          </w:p>
+          <w:p>
+            <w:pPr>
+              <w:spacing w:line="360" w:lineRule="auto"/>
+              <w:ind w:firstLineChars="200" w:firstLine="480"/>
+              <w:rPr>
+                <w:rFonts w:ascii="宋体" w:eastAsia="宋体" w:hAnsi="宋体" w:cs="宋体" w:hint="eastAsia"/>
+                <w:sz w:val="24"/>
+              </w:rPr>
+            </w:pPr>
+            <w:r>
+              <w:rPr>
+                <w:rFonts w:ascii="宋体" w:eastAsia="宋体" w:hAnsi="宋体" w:cs="宋体" w:hint="eastAsia"/>
+                <w:sz w:val="24"/>
+              </w:rPr>
+              <w:t>第四阶段：预测与辅助推荐功能实现（第</w:t>
+            </w:r>
+            <w:r>
+              <w:rPr>
+                <w:rFonts w:ascii="宋体" w:eastAsia="宋体" w:hAnsi="宋体" w:cs="宋体"/>
+                <w:sz w:val="24"/>
+              </w:rPr>
+              <w:t>10–11周）</w:t>
+            </w:r>
+            <w:r>
+              <w:rPr>
+                <w:rFonts w:ascii="宋体" w:eastAsia="宋体" w:hAnsi="宋体" w:cs="宋体" w:hint="eastAsia"/>
+                <w:sz w:val="24"/>
+              </w:rPr>
+              <w:t>：</w:t>
+            </w:r>
+            <w:r>
+              <w:rPr>
+                <w:rFonts w:ascii="宋体" w:eastAsia="宋体" w:hAnsi="宋体" w:cs="宋体" w:hint="eastAsia"/>
+                <w:sz w:val="24"/>
+              </w:rPr>
+              <w:t>基于历史挂号数据进行整理与分析，实现简单的挂号量预测和辅助推荐功能。</w:t>
+            </w:r>
+          </w:p>
+          <w:p>
+            <w:pPr>
+              <w:spacing w:line="360" w:lineRule="auto"/>
+              <w:ind w:firstLineChars="200" w:firstLine="480"/>
+              <w:rPr>
+                <w:rFonts w:ascii="宋体" w:eastAsia="宋体" w:hAnsi="宋体" w:cs="宋体" w:hint="eastAsia"/>
+                <w:sz w:val="24"/>
+              </w:rPr>
+            </w:pPr>
+            <w:r>
+              <w:rPr>
+                <w:rFonts w:ascii="宋体" w:eastAsia="宋体" w:hAnsi="宋体" w:cs="宋体" w:hint="eastAsia"/>
+                <w:sz w:val="24"/>
+              </w:rPr>
+              <w:t>第五阶段：系统测试与优化（第</w:t>
+            </w:r>
+            <w:r>
+              <w:rPr>
+                <w:rFonts w:ascii="宋体" w:eastAsia="宋体" w:hAnsi="宋体" w:cs="宋体"/>
+                <w:sz w:val="24"/>
+              </w:rPr>
+              <w:t>12周）</w:t>
+            </w:r>
+            <w:r>
+              <w:rPr>
+                <w:rFonts w:ascii="宋体" w:eastAsia="宋体" w:hAnsi="宋体" w:cs="宋体" w:hint="eastAsia"/>
+                <w:sz w:val="24"/>
+              </w:rPr>
+              <w:t>：</w:t>
+            </w:r>
+            <w:r>
+              <w:rPr>
+                <w:rFonts w:ascii="宋体" w:eastAsia="宋体" w:hAnsi="宋体" w:cs="宋体" w:hint="eastAsia"/>
+                <w:sz w:val="24"/>
+              </w:rPr>
+              <w:t>对系统功能进行测试，分析运行结果，对存在的问题进行修改和优化。</w:t>
+            </w:r>
+          </w:p>
+          <w:p>
+            <w:pPr>
+              <w:spacing w:line="360" w:lineRule="auto"/>
+              <w:ind w:firstLineChars="200" w:firstLine="480"/>
+              <w:rPr>
+                <w:rFonts w:ascii="宋体" w:eastAsia="宋体" w:hAnsi="宋体" w:cs="宋体" w:hint="eastAsia"/>
+                <w:sz w:val="24"/>
+              </w:rPr>
+            </w:pPr>
+            <w:r>
+              <w:rPr>
+                <w:rFonts w:ascii="宋体" w:eastAsia="宋体" w:hAnsi="宋体" w:cs="宋体" w:hint="eastAsia"/>
+                <w:sz w:val="24"/>
+              </w:rPr>
+              <w:t>第六阶段：论文撰写与答辩准备（第</w:t>
+            </w:r>
+            <w:r>
+              <w:rPr>
+                <w:rFonts w:ascii="宋体" w:eastAsia="宋体" w:hAnsi="宋体" w:cs="宋体"/>
+                <w:sz w:val="24"/>
+              </w:rPr>
+              <w:t>13–14周）</w:t>
+            </w:r>
+            <w:r>
+              <w:rPr>
+                <w:rFonts w:ascii="宋体" w:eastAsia="宋体" w:hAnsi="宋体" w:cs="宋体" w:hint="eastAsia"/>
+                <w:sz w:val="24"/>
+              </w:rPr>
+              <w:t>：</w:t>
+            </w:r>
+            <w:r>
+              <w:rPr>
+                <w:rFonts w:ascii="宋体" w:eastAsia="宋体" w:hAnsi="宋体" w:cs="宋体" w:hint="eastAsia"/>
+                <w:sz w:val="24"/>
+              </w:rPr>
+              <w:t>完成毕业论文撰写、修改与定稿，并进行系统整理和答辩准备。</w:t>
+            </w:r>
           </w:p>
         </w:tc>
       </w:tr>
       <w:tr>
         <w:trPr>
-          <w:trHeight w:hRule="exact" w:val="5102"/>
+          <w:trHeight w:hRule="exact" w:val="8374"/>
         </w:trPr>
         <w:tc>
           <w:tcPr>
@@ -812,25 +1810,196 @@
           </w:p>
           <w:p>
             <w:pPr>
-              <w:autoSpaceDE w:val="0"/>
-              <w:autoSpaceDN w:val="0"/>
-              <w:adjustRightInd w:val="0"/>
-              <w:spacing w:line="360" w:lineRule="auto"/>
-              <w:ind w:right="40" w:firstLineChars="200" w:firstLine="480"/>
-              <w:rPr>
-                <w:rFonts w:ascii="宋体" w:eastAsia="宋体" w:hAnsi="宋体" w:cs="宋体"/>
-                <w:b/>
-                <w:bCs/>
-                <w:sz w:val="24"/>
-              </w:rPr>
-            </w:pPr>
-            <w:r>
-              <w:rPr>
-                <w:rFonts w:ascii="宋体" w:eastAsia="宋体" w:hAnsi="宋体" w:cs="宋体" w:hint="eastAsia"/>
-                <w:color w:val="FF0000"/>
-                <w:sz w:val="24"/>
-              </w:rPr>
-              <w:t>内容文字为宋体小四，不加粗，首行缩进2字符，1.5倍行距。</w:t>
+              <w:spacing w:line="360" w:lineRule="auto"/>
+              <w:ind w:firstLineChars="200" w:firstLine="480"/>
+              <w:rPr>
+                <w:rFonts w:ascii="宋体" w:eastAsia="宋体" w:hAnsi="宋体" w:cs="宋体"/>
+                <w:sz w:val="24"/>
+              </w:rPr>
+            </w:pPr>
+            <w:r>
+              <w:rPr>
+                <w:rFonts w:ascii="宋体" w:eastAsia="宋体" w:hAnsi="宋体" w:cs="宋体" w:hint="eastAsia"/>
+                <w:sz w:val="24"/>
+              </w:rPr>
+              <w:t>（</w:t>
+            </w:r>
+            <w:r>
+              <w:rPr>
+                <w:rFonts w:ascii="宋体" w:eastAsia="宋体" w:hAnsi="宋体" w:cs="宋体"/>
+                <w:sz w:val="24"/>
+              </w:rPr>
+              <w:t>1）软硬件环境条件</w:t>
+            </w:r>
+          </w:p>
+          <w:p>
+            <w:pPr>
+              <w:spacing w:line="360" w:lineRule="auto"/>
+              <w:ind w:firstLineChars="200" w:firstLine="480"/>
+              <w:rPr>
+                <w:rFonts w:ascii="宋体" w:eastAsia="宋体" w:hAnsi="宋体" w:cs="宋体" w:hint="eastAsia"/>
+                <w:sz w:val="24"/>
+              </w:rPr>
+            </w:pPr>
+            <w:r>
+              <w:rPr>
+                <w:rFonts w:ascii="宋体" w:eastAsia="宋体" w:hAnsi="宋体" w:cs="宋体" w:hint="eastAsia"/>
+                <w:sz w:val="24"/>
+              </w:rPr>
+              <w:t>具备基本的计算机硬件条件，能够满足系统开发与测试需求；操作系统为</w:t>
+            </w:r>
+            <w:r>
+              <w:rPr>
+                <w:rFonts w:ascii="宋体" w:eastAsia="宋体" w:hAnsi="宋体" w:cs="宋体"/>
+                <w:sz w:val="24"/>
+              </w:rPr>
+              <w:t xml:space="preserve"> Windows 或 Linux，安装 Java 开发环境、数据库管理系统（MySQL 或 Oracle）、集成开发工具（如 IntelliJ IDEA）以及前端开发工具和浏览器等，能够支持系统的开发、调试与运行。</w:t>
+            </w:r>
+          </w:p>
+          <w:p>
+            <w:pPr>
+              <w:spacing w:line="360" w:lineRule="auto"/>
+              <w:ind w:firstLineChars="200" w:firstLine="480"/>
+              <w:rPr>
+                <w:rFonts w:ascii="宋体" w:eastAsia="宋体" w:hAnsi="宋体" w:cs="宋体"/>
+                <w:sz w:val="24"/>
+              </w:rPr>
+            </w:pPr>
+            <w:r>
+              <w:rPr>
+                <w:rFonts w:ascii="宋体" w:eastAsia="宋体" w:hAnsi="宋体" w:cs="宋体" w:hint="eastAsia"/>
+                <w:sz w:val="24"/>
+              </w:rPr>
+              <w:t>（</w:t>
+            </w:r>
+            <w:r>
+              <w:rPr>
+                <w:rFonts w:ascii="宋体" w:eastAsia="宋体" w:hAnsi="宋体" w:cs="宋体"/>
+                <w:sz w:val="24"/>
+              </w:rPr>
+              <w:t>2）技术与知识条件</w:t>
+            </w:r>
+          </w:p>
+          <w:p>
+            <w:pPr>
+              <w:spacing w:line="360" w:lineRule="auto"/>
+              <w:ind w:firstLineChars="200" w:firstLine="480"/>
+              <w:rPr>
+                <w:rFonts w:ascii="宋体" w:eastAsia="宋体" w:hAnsi="宋体" w:cs="宋体" w:hint="eastAsia"/>
+                <w:sz w:val="24"/>
+              </w:rPr>
+            </w:pPr>
+            <w:r>
+              <w:rPr>
+                <w:rFonts w:ascii="宋体" w:eastAsia="宋体" w:hAnsi="宋体" w:cs="宋体" w:hint="eastAsia"/>
+                <w:sz w:val="24"/>
+              </w:rPr>
+              <w:t>具备</w:t>
+            </w:r>
+            <w:r>
+              <w:rPr>
+                <w:rFonts w:ascii="宋体" w:eastAsia="宋体" w:hAnsi="宋体" w:cs="宋体"/>
+                <w:sz w:val="24"/>
+              </w:rPr>
+              <w:t xml:space="preserve"> Java 语言基础，掌握 Spring Boot、</w:t>
+            </w:r>
+            <w:proofErr w:type="spellStart"/>
+            <w:r>
+              <w:rPr>
+                <w:rFonts w:ascii="宋体" w:eastAsia="宋体" w:hAnsi="宋体" w:cs="宋体"/>
+                <w:sz w:val="24"/>
+              </w:rPr>
+              <w:t>MyBatis</w:t>
+            </w:r>
+            <w:proofErr w:type="spellEnd"/>
+            <w:r>
+              <w:rPr>
+                <w:rFonts w:ascii="宋体" w:eastAsia="宋体" w:hAnsi="宋体" w:cs="宋体"/>
+                <w:sz w:val="24"/>
+              </w:rPr>
+              <w:t xml:space="preserve"> 等后端开发技术，了解关系型数据库原理及 SQL 语言；掌握基于 Vue 的前端开发基础，理解前后端分离架构和 Web 应用开发流程，能够完成系统的功能设计与实现。</w:t>
+            </w:r>
+          </w:p>
+          <w:p>
+            <w:pPr>
+              <w:spacing w:line="360" w:lineRule="auto"/>
+              <w:ind w:firstLineChars="200" w:firstLine="480"/>
+              <w:rPr>
+                <w:rFonts w:ascii="宋体" w:eastAsia="宋体" w:hAnsi="宋体" w:cs="宋体"/>
+                <w:sz w:val="24"/>
+              </w:rPr>
+            </w:pPr>
+            <w:r>
+              <w:rPr>
+                <w:rFonts w:ascii="宋体" w:eastAsia="宋体" w:hAnsi="宋体" w:cs="宋体" w:hint="eastAsia"/>
+                <w:sz w:val="24"/>
+              </w:rPr>
+              <w:t>（</w:t>
+            </w:r>
+            <w:r>
+              <w:rPr>
+                <w:rFonts w:ascii="宋体" w:eastAsia="宋体" w:hAnsi="宋体" w:cs="宋体"/>
+                <w:sz w:val="24"/>
+              </w:rPr>
+              <w:t>3）数据与资料条件</w:t>
+            </w:r>
+          </w:p>
+          <w:p>
+            <w:pPr>
+              <w:spacing w:line="360" w:lineRule="auto"/>
+              <w:ind w:firstLineChars="200" w:firstLine="480"/>
+              <w:rPr>
+                <w:rFonts w:ascii="宋体" w:eastAsia="宋体" w:hAnsi="宋体" w:cs="宋体" w:hint="eastAsia"/>
+                <w:sz w:val="24"/>
+              </w:rPr>
+            </w:pPr>
+            <w:r>
+              <w:rPr>
+                <w:rFonts w:ascii="宋体" w:eastAsia="宋体" w:hAnsi="宋体" w:cs="宋体" w:hint="eastAsia"/>
+                <w:sz w:val="24"/>
+              </w:rPr>
+              <w:t>系统开发所需的业务数据可通过模拟数据或整理的历史挂号数据获得，相关的医疗信息系统、门诊管理系统以及数据分析方法等文献资料来源充足，能够为系统设计和功能实现提供参考。</w:t>
+            </w:r>
+          </w:p>
+          <w:p>
+            <w:pPr>
+              <w:spacing w:line="360" w:lineRule="auto"/>
+              <w:ind w:firstLineChars="200" w:firstLine="480"/>
+              <w:rPr>
+                <w:rFonts w:ascii="宋体" w:eastAsia="宋体" w:hAnsi="宋体" w:cs="宋体"/>
+                <w:sz w:val="24"/>
+              </w:rPr>
+            </w:pPr>
+            <w:r>
+              <w:rPr>
+                <w:rFonts w:ascii="宋体" w:eastAsia="宋体" w:hAnsi="宋体" w:cs="宋体" w:hint="eastAsia"/>
+                <w:sz w:val="24"/>
+              </w:rPr>
+              <w:t>（</w:t>
+            </w:r>
+            <w:r>
+              <w:rPr>
+                <w:rFonts w:ascii="宋体" w:eastAsia="宋体" w:hAnsi="宋体" w:cs="宋体"/>
+                <w:sz w:val="24"/>
+              </w:rPr>
+              <w:t>4）指导与时间条件</w:t>
+            </w:r>
+          </w:p>
+          <w:p>
+            <w:pPr>
+              <w:spacing w:line="360" w:lineRule="auto"/>
+              <w:ind w:firstLineChars="200" w:firstLine="480"/>
+              <w:rPr>
+                <w:rFonts w:ascii="宋体" w:eastAsia="宋体" w:hAnsi="宋体" w:cs="宋体" w:hint="eastAsia"/>
+                <w:sz w:val="24"/>
+              </w:rPr>
+            </w:pPr>
+            <w:r>
+              <w:rPr>
+                <w:rFonts w:ascii="宋体" w:eastAsia="宋体" w:hAnsi="宋体" w:cs="宋体" w:hint="eastAsia"/>
+                <w:sz w:val="24"/>
+              </w:rPr>
+              <w:t>在指导教师的指导下，按照学校毕业设计进度安排，具备较为充足的时间开展需求分析、系统设计、功能实现、测试及论文撰写等工作，能够保障毕业设计任务按计划完成。</w:t>
             </w:r>
           </w:p>
           <w:p>
@@ -883,7 +2052,6 @@
           <w:p>
             <w:pPr>
               <w:spacing w:line="360" w:lineRule="auto"/>
-              <w:ind w:firstLine="480"/>
               <w:rPr>
                 <w:rFonts w:ascii="宋体" w:hAnsi="宋体"/>
                 <w:b/>
@@ -892,46 +2060,15 @@
                 <w:sz w:val="24"/>
               </w:rPr>
             </w:pPr>
-            <w:r>
-              <w:rPr>
-                <w:rFonts w:ascii="宋体" w:hAnsi="宋体" w:hint="eastAsia"/>
-                <w:b/>
-                <w:bCs/>
-                <w:color w:val="FF0000"/>
-                <w:sz w:val="24"/>
-              </w:rPr>
-              <w:t>指导老师签名处：</w:t>
-            </w:r>
-            <w:r>
-              <w:rPr>
-                <w:rFonts w:eastAsia="楷体_GB2312" w:hint="eastAsia"/>
-                <w:b/>
-                <w:bCs/>
-                <w:color w:val="FF0000"/>
-                <w:sz w:val="28"/>
-                <w:szCs w:val="28"/>
-              </w:rPr>
-              <w:t>电子版插入手写签名，纸质版手写签名</w:t>
-            </w:r>
-          </w:p>
-          <w:p>
-            <w:pPr>
-              <w:wordWrap w:val="0"/>
-              <w:spacing w:line="360" w:lineRule="auto"/>
-              <w:ind w:rightChars="200" w:right="420"/>
-              <w:rPr>
-                <w:rFonts w:ascii="宋体" w:eastAsia="宋体" w:hAnsi="宋体" w:cs="宋体"/>
-                <w:sz w:val="24"/>
-              </w:rPr>
-            </w:pPr>
-            <w:r>
-              <w:rPr>
-                <w:rFonts w:hAnsi="宋体" w:hint="eastAsia"/>
-                <w:color w:val="FF0000"/>
-                <w:sz w:val="24"/>
-              </w:rPr>
-              <w:t xml:space="preserve">  日期根据安排可能有微调，</w:t>
-            </w:r>
+          </w:p>
+          <w:p>
+            <w:pPr>
+              <w:spacing w:line="360" w:lineRule="auto"/>
+              <w:rPr>
+                <w:rFonts w:ascii="宋体" w:eastAsia="宋体" w:hAnsi="宋体" w:cs="宋体" w:hint="eastAsia"/>
+                <w:sz w:val="24"/>
+              </w:rPr>
+            </w:pPr>
           </w:p>
           <w:p>
             <w:pPr>
@@ -968,15 +2105,42 @@
                 <w:rFonts w:ascii="宋体" w:eastAsia="宋体" w:hAnsi="宋体" w:cs="宋体" w:hint="eastAsia"/>
                 <w:sz w:val="24"/>
               </w:rPr>
-              <w:t xml:space="preserve">                                           日期：</w:t>
-            </w:r>
-            <w:r>
-              <w:rPr>
-                <w:rFonts w:ascii="宋体" w:eastAsia="宋体" w:hAnsi="宋体" w:cs="宋体" w:hint="eastAsia"/>
-                <w:color w:val="FF0000"/>
-                <w:sz w:val="24"/>
-              </w:rPr>
-              <w:t>2025年12月31日日</w:t>
+              <w:t xml:space="preserve">                                         日期：</w:t>
+            </w:r>
+            <w:r>
+              <w:rPr>
+                <w:rFonts w:ascii="宋体" w:eastAsia="宋体" w:hAnsi="宋体" w:cs="宋体" w:hint="eastAsia"/>
+                <w:sz w:val="24"/>
+              </w:rPr>
+              <w:t>2025年</w:t>
+            </w:r>
+            <w:r>
+              <w:rPr>
+                <w:rFonts w:ascii="宋体" w:eastAsia="宋体" w:hAnsi="宋体" w:cs="宋体" w:hint="eastAsia"/>
+                <w:sz w:val="24"/>
+              </w:rPr>
+              <w:t>1</w:t>
+            </w:r>
+            <w:r>
+              <w:rPr>
+                <w:rFonts w:ascii="宋体" w:eastAsia="宋体" w:hAnsi="宋体" w:cs="宋体" w:hint="eastAsia"/>
+                <w:sz w:val="24"/>
+              </w:rPr>
+              <w:t>月1</w:t>
+            </w:r>
+            <w:r>
+              <w:rPr>
+                <w:rFonts w:ascii="宋体" w:eastAsia="宋体" w:hAnsi="宋体" w:cs="宋体" w:hint="eastAsia"/>
+                <w:sz w:val="24"/>
+              </w:rPr>
+              <w:t>3</w:t>
+            </w:r>
+            <w:r>
+              <w:rPr>
+                <w:rFonts w:ascii="宋体" w:eastAsia="宋体" w:hAnsi="宋体" w:cs="宋体" w:hint="eastAsia"/>
+                <w:sz w:val="24"/>
+              </w:rPr>
+              <w:t>日</w:t>
             </w:r>
           </w:p>
         </w:tc>
@@ -1794,7 +2958,6 @@
   <w:style w:type="character" w:default="1" w:styleId="a0">
     <w:name w:val="Default Paragraph Font"/>
     <w:uiPriority w:val="1"/>
-    <w:semiHidden/>
     <w:unhideWhenUsed/>
   </w:style>
   <w:style w:type="table" w:default="1" w:styleId="a1">

--- a/1.开题/3.软工毕设参考模板-开题报告.docx
+++ b/1.开题/3.软工毕设参考模板-开题报告.docx
@@ -6,7 +6,7 @@
       <w:pPr>
         <w:jc w:val="center"/>
         <w:rPr>
-          <w:rFonts w:ascii="宋体" w:eastAsia="宋体" w:hAnsi="宋体" w:cs="宋体"/>
+          <w:rFonts w:ascii="宋体" w:eastAsia="宋体" w:hAnsi="宋体" w:cs="宋体" w:hint="eastAsia"/>
           <w:b/>
           <w:sz w:val="28"/>
           <w:szCs w:val="28"/>
@@ -60,7 +60,7 @@
             <w:pPr>
               <w:jc w:val="center"/>
               <w:rPr>
-                <w:rFonts w:ascii="宋体" w:eastAsia="宋体" w:hAnsi="宋体" w:cs="宋体"/>
+                <w:rFonts w:ascii="宋体" w:eastAsia="宋体" w:hAnsi="宋体" w:cs="宋体" w:hint="eastAsia"/>
                 <w:sz w:val="24"/>
               </w:rPr>
             </w:pPr>
@@ -83,7 +83,7 @@
             <w:pPr>
               <w:jc w:val="center"/>
               <w:rPr>
-                <w:rFonts w:ascii="宋体" w:eastAsia="宋体" w:hAnsi="宋体" w:cs="宋体"/>
+                <w:rFonts w:ascii="宋体" w:eastAsia="宋体" w:hAnsi="宋体" w:cs="宋体" w:hint="eastAsia"/>
                 <w:sz w:val="24"/>
               </w:rPr>
             </w:pPr>
@@ -104,7 +104,7 @@
           <w:p>
             <w:pPr>
               <w:rPr>
-                <w:rFonts w:ascii="宋体" w:eastAsia="宋体" w:hAnsi="宋体" w:cs="宋体"/>
+                <w:rFonts w:ascii="宋体" w:eastAsia="宋体" w:hAnsi="宋体" w:cs="宋体" w:hint="eastAsia"/>
                 <w:sz w:val="24"/>
               </w:rPr>
             </w:pPr>
@@ -126,7 +126,7 @@
           <w:p>
             <w:pPr>
               <w:rPr>
-                <w:rFonts w:ascii="宋体" w:eastAsia="宋体" w:hAnsi="宋体" w:cs="宋体"/>
+                <w:rFonts w:ascii="宋体" w:eastAsia="宋体" w:hAnsi="宋体" w:cs="宋体" w:hint="eastAsia"/>
                 <w:sz w:val="24"/>
               </w:rPr>
             </w:pPr>
@@ -156,7 +156,7 @@
             <w:pPr>
               <w:jc w:val="distribute"/>
               <w:rPr>
-                <w:rFonts w:ascii="宋体" w:eastAsia="宋体" w:hAnsi="宋体" w:cs="宋体"/>
+                <w:rFonts w:ascii="宋体" w:eastAsia="宋体" w:hAnsi="宋体" w:cs="宋体" w:hint="eastAsia"/>
                 <w:sz w:val="24"/>
               </w:rPr>
             </w:pPr>
@@ -178,7 +178,7 @@
             <w:pPr>
               <w:jc w:val="center"/>
               <w:rPr>
-                <w:rFonts w:ascii="宋体" w:eastAsia="宋体" w:hAnsi="宋体" w:cs="宋体"/>
+                <w:rFonts w:ascii="宋体" w:eastAsia="宋体" w:hAnsi="宋体" w:cs="宋体" w:hint="eastAsia"/>
                 <w:sz w:val="24"/>
               </w:rPr>
             </w:pPr>
@@ -194,7 +194,23 @@
                 <w:rFonts w:ascii="宋体" w:eastAsia="宋体" w:hAnsi="宋体" w:cs="宋体" w:hint="eastAsia"/>
                 <w:sz w:val="24"/>
               </w:rPr>
-              <w:t>22医信</w:t>
+              <w:t>22</w:t>
+            </w:r>
+            <w:proofErr w:type="gramStart"/>
+            <w:r>
+              <w:rPr>
+                <w:rFonts w:ascii="宋体" w:eastAsia="宋体" w:hAnsi="宋体" w:cs="宋体" w:hint="eastAsia"/>
+                <w:sz w:val="24"/>
+              </w:rPr>
+              <w:t>医</w:t>
+            </w:r>
+            <w:proofErr w:type="gramEnd"/>
+            <w:r>
+              <w:rPr>
+                <w:rFonts w:ascii="宋体" w:eastAsia="宋体" w:hAnsi="宋体" w:cs="宋体" w:hint="eastAsia"/>
+                <w:sz w:val="24"/>
+              </w:rPr>
+              <w:t>信</w:t>
             </w:r>
             <w:r>
               <w:rPr>
@@ -220,7 +236,7 @@
             <w:pPr>
               <w:jc w:val="center"/>
               <w:rPr>
-                <w:rFonts w:ascii="宋体" w:eastAsia="宋体" w:hAnsi="宋体" w:cs="宋体"/>
+                <w:rFonts w:ascii="宋体" w:eastAsia="宋体" w:hAnsi="宋体" w:cs="宋体" w:hint="eastAsia"/>
                 <w:sz w:val="24"/>
               </w:rPr>
             </w:pPr>
@@ -243,7 +259,7 @@
             <w:pPr>
               <w:jc w:val="center"/>
               <w:rPr>
-                <w:rFonts w:ascii="宋体" w:eastAsia="宋体" w:hAnsi="宋体" w:cs="宋体"/>
+                <w:rFonts w:ascii="宋体" w:eastAsia="宋体" w:hAnsi="宋体" w:cs="宋体" w:hint="eastAsia"/>
                 <w:sz w:val="24"/>
               </w:rPr>
             </w:pPr>
@@ -292,7 +308,7 @@
             <w:pPr>
               <w:jc w:val="center"/>
               <w:rPr>
-                <w:rFonts w:ascii="宋体" w:eastAsia="宋体" w:hAnsi="宋体" w:cs="宋体"/>
+                <w:rFonts w:ascii="宋体" w:eastAsia="宋体" w:hAnsi="宋体" w:cs="宋体" w:hint="eastAsia"/>
                 <w:sz w:val="24"/>
               </w:rPr>
             </w:pPr>
@@ -315,7 +331,7 @@
             <w:pPr>
               <w:jc w:val="center"/>
               <w:rPr>
-                <w:rFonts w:ascii="宋体" w:eastAsia="宋体" w:hAnsi="宋体" w:cs="宋体"/>
+                <w:rFonts w:ascii="宋体" w:eastAsia="宋体" w:hAnsi="宋体" w:cs="宋体" w:hint="eastAsia"/>
                 <w:sz w:val="24"/>
               </w:rPr>
             </w:pPr>
@@ -343,7 +359,7 @@
             <w:pPr>
               <w:jc w:val="center"/>
               <w:rPr>
-                <w:rFonts w:ascii="宋体" w:eastAsia="宋体" w:hAnsi="宋体" w:cs="宋体"/>
+                <w:rFonts w:ascii="宋体" w:eastAsia="宋体" w:hAnsi="宋体" w:cs="宋体" w:hint="eastAsia"/>
                 <w:sz w:val="24"/>
               </w:rPr>
             </w:pPr>
@@ -366,7 +382,7 @@
             <w:pPr>
               <w:jc w:val="center"/>
               <w:rPr>
-                <w:rFonts w:ascii="宋体" w:eastAsia="宋体" w:hAnsi="宋体" w:cs="宋体"/>
+                <w:rFonts w:ascii="宋体" w:eastAsia="宋体" w:hAnsi="宋体" w:cs="宋体" w:hint="eastAsia"/>
                 <w:sz w:val="24"/>
               </w:rPr>
             </w:pPr>
@@ -389,7 +405,7 @@
             <w:pPr>
               <w:jc w:val="center"/>
               <w:rPr>
-                <w:rFonts w:ascii="宋体" w:eastAsia="宋体" w:hAnsi="宋体" w:cs="宋体"/>
+                <w:rFonts w:ascii="宋体" w:eastAsia="宋体" w:hAnsi="宋体" w:cs="宋体" w:hint="eastAsia"/>
                 <w:sz w:val="24"/>
               </w:rPr>
             </w:pPr>
@@ -412,7 +428,7 @@
             <w:pPr>
               <w:jc w:val="center"/>
               <w:rPr>
-                <w:rFonts w:ascii="宋体" w:eastAsia="宋体" w:hAnsi="宋体" w:cs="宋体"/>
+                <w:rFonts w:ascii="宋体" w:eastAsia="宋体" w:hAnsi="宋体" w:cs="宋体" w:hint="eastAsia"/>
                 <w:sz w:val="24"/>
               </w:rPr>
             </w:pPr>
@@ -428,7 +444,7 @@
       </w:tr>
       <w:tr>
         <w:trPr>
-          <w:trHeight w:hRule="exact" w:val="7889"/>
+          <w:trHeight w:val="20"/>
         </w:trPr>
         <w:tc>
           <w:tcPr>
@@ -438,7 +454,7 @@
           <w:p>
             <w:pPr>
               <w:rPr>
-                <w:rFonts w:ascii="宋体" w:eastAsia="宋体" w:hAnsi="宋体" w:cs="宋体"/>
+                <w:rFonts w:ascii="宋体" w:eastAsia="宋体" w:hAnsi="宋体" w:cs="宋体" w:hint="eastAsia"/>
                 <w:b/>
                 <w:bCs/>
                 <w:sz w:val="24"/>
@@ -459,7 +475,7 @@
               <w:spacing w:line="360" w:lineRule="auto"/>
               <w:ind w:firstLineChars="200" w:firstLine="480"/>
               <w:rPr>
-                <w:rFonts w:ascii="宋体" w:eastAsia="宋体" w:hAnsi="宋体" w:cs="宋体"/>
+                <w:rFonts w:ascii="宋体" w:eastAsia="宋体" w:hAnsi="宋体" w:cs="宋体" w:hint="eastAsia"/>
                 <w:sz w:val="24"/>
               </w:rPr>
             </w:pPr>
@@ -476,7 +492,7 @@
               <w:spacing w:line="360" w:lineRule="auto"/>
               <w:ind w:firstLineChars="200" w:firstLine="480"/>
               <w:rPr>
-                <w:rFonts w:ascii="宋体" w:eastAsia="宋体" w:hAnsi="宋体" w:cs="宋体"/>
+                <w:rFonts w:ascii="宋体" w:eastAsia="宋体" w:hAnsi="宋体" w:cs="宋体" w:hint="eastAsia"/>
                 <w:sz w:val="24"/>
               </w:rPr>
             </w:pPr>
@@ -508,7 +524,14 @@
                 <w:rFonts w:ascii="宋体" w:eastAsia="宋体" w:hAnsi="宋体" w:cs="宋体"/>
                 <w:sz w:val="24"/>
               </w:rPr>
-              <w:t xml:space="preserve"> 等主流技术构建系统后端，选用 MySQL 或 Oracle 作为数据库管理系统，前端使用 Vue 框架，采用前后端分离的系统架构。上述技术成熟稳定、应用广泛，能够满足门诊挂号与电子病历管理系统在安全性、可扩展性和可维护性方面的要求，具有良好的工程实践基础。</w:t>
+              <w:t xml:space="preserve"> 等主流技术构建系统后端，选用 MySQL作为数据库管理系统，前端使用 Vue 框架，采用前后端分离的系统架构。</w:t>
+            </w:r>
+            <w:r>
+              <w:rPr>
+                <w:rFonts w:ascii="宋体" w:eastAsia="宋体" w:hAnsi="宋体" w:cs="宋体"/>
+                <w:sz w:val="24"/>
+              </w:rPr>
+              <w:t>上述技术成熟稳定、应用广泛，能够满足门诊挂号与电子病历管理系统在安全性、可扩展性和可维护性方面的要求。同时，通过引入基于 JWT 与 Redis 的身份认证与会话管理机制，实现安全的用户登录与访问控制，进一步提升系统的安全性和可靠性，具有良好的工程实践基础。</w:t>
             </w:r>
           </w:p>
           <w:p>
@@ -516,22 +539,38 @@
               <w:spacing w:line="360" w:lineRule="auto"/>
               <w:ind w:firstLineChars="200" w:firstLine="480"/>
               <w:rPr>
-                <w:rFonts w:ascii="宋体" w:eastAsia="宋体" w:hAnsi="宋体" w:cs="宋体"/>
-                <w:sz w:val="24"/>
-              </w:rPr>
-            </w:pPr>
-            <w:r>
-              <w:rPr>
-                <w:rFonts w:ascii="宋体" w:eastAsia="宋体" w:hAnsi="宋体" w:cs="宋体" w:hint="eastAsia"/>
-                <w:sz w:val="24"/>
-              </w:rPr>
-              <w:t>通过本毕业设计的研究与实现，不仅可以完成一个具备门诊挂号、医生排班管理和电子病历管理等功能的实际系统，还将在此基础上探索基于历史挂号数据的挂号量预测与辅助推荐功能，为医院号源管理和患者挂号决策提供支持。本课题有助于综合运用所学专业知识，提升系统分析与工程实践能力，具有一定的实践价值和教学意义。</w:t>
-            </w:r>
-          </w:p>
-          <w:p>
-            <w:pPr>
-              <w:rPr>
-                <w:rFonts w:ascii="宋体" w:eastAsia="宋体" w:hAnsi="宋体" w:cs="宋体"/>
+                <w:rFonts w:ascii="宋体" w:eastAsia="宋体" w:hAnsi="宋体" w:cs="宋体" w:hint="eastAsia"/>
+                <w:sz w:val="24"/>
+              </w:rPr>
+            </w:pPr>
+            <w:r>
+              <w:rPr>
+                <w:rFonts w:ascii="宋体" w:eastAsia="宋体" w:hAnsi="宋体" w:cs="宋体" w:hint="eastAsia"/>
+                <w:sz w:val="24"/>
+              </w:rPr>
+              <w:t>通过本毕业设计的研究与实现，不仅可以完成一个具备门诊挂号、医生排班管理和电子病历管理等功能的实际系统，还将在此基础上探索基于历史挂号数据的挂号量预测与辅助推荐功能，为</w:t>
+            </w:r>
+            <w:proofErr w:type="gramStart"/>
+            <w:r>
+              <w:rPr>
+                <w:rFonts w:ascii="宋体" w:eastAsia="宋体" w:hAnsi="宋体" w:cs="宋体" w:hint="eastAsia"/>
+                <w:sz w:val="24"/>
+              </w:rPr>
+              <w:t>医院号源管理</w:t>
+            </w:r>
+            <w:proofErr w:type="gramEnd"/>
+            <w:r>
+              <w:rPr>
+                <w:rFonts w:ascii="宋体" w:eastAsia="宋体" w:hAnsi="宋体" w:cs="宋体" w:hint="eastAsia"/>
+                <w:sz w:val="24"/>
+              </w:rPr>
+              <w:t>和患者挂号决策提供支持。本课题有助于综合运用所学专业知识，提升系统分析与工程实践能力，具有一定的实践价值和教学意义。</w:t>
+            </w:r>
+          </w:p>
+          <w:p>
+            <w:pPr>
+              <w:rPr>
+                <w:rFonts w:ascii="宋体" w:eastAsia="宋体" w:hAnsi="宋体" w:cs="宋体" w:hint="eastAsia"/>
                 <w:color w:val="FF0000"/>
                 <w:sz w:val="24"/>
               </w:rPr>
@@ -541,7 +580,7 @@
       </w:tr>
       <w:tr>
         <w:trPr>
-          <w:trHeight w:hRule="exact" w:val="13835"/>
+          <w:trHeight w:val="20"/>
         </w:trPr>
         <w:tc>
           <w:tcPr>
@@ -564,8 +603,70 @@
                 <w:bCs/>
                 <w:sz w:val="24"/>
               </w:rPr>
+              <w:t>二、设计（论文）主要研究的内容、预期目标（技术方案、路线）</w:t>
+            </w:r>
+          </w:p>
+          <w:p>
+            <w:pPr>
+              <w:spacing w:line="360" w:lineRule="auto"/>
+              <w:ind w:firstLineChars="200" w:firstLine="480"/>
+              <w:rPr>
+                <w:rFonts w:ascii="宋体" w:eastAsia="宋体" w:hAnsi="宋体" w:cs="宋体" w:hint="eastAsia"/>
+                <w:sz w:val="24"/>
+              </w:rPr>
+            </w:pPr>
+            <w:r>
+              <w:rPr>
+                <w:rFonts w:ascii="宋体" w:eastAsia="宋体" w:hAnsi="宋体" w:cs="宋体" w:hint="eastAsia"/>
+                <w:sz w:val="24"/>
+              </w:rPr>
+              <w:t>本毕业设计围绕门诊挂号与电子病历一体化管理系统的设计与实现展开，结合医院门诊实际业务需求，主要研究内容包括以下几个方面：</w:t>
+            </w:r>
+          </w:p>
+          <w:p>
+            <w:pPr>
+              <w:spacing w:line="360" w:lineRule="auto"/>
+              <w:ind w:firstLineChars="200" w:firstLine="480"/>
+              <w:rPr>
+                <w:rFonts w:ascii="宋体" w:eastAsia="宋体" w:hAnsi="宋体" w:cs="宋体" w:hint="eastAsia"/>
+                <w:sz w:val="24"/>
+              </w:rPr>
+            </w:pPr>
+            <w:r>
+              <w:rPr>
+                <w:rFonts w:ascii="宋体" w:eastAsia="宋体" w:hAnsi="宋体" w:cs="宋体" w:hint="eastAsia"/>
+                <w:sz w:val="24"/>
+              </w:rPr>
+              <w:t>（</w:t>
+            </w:r>
+            <w:r>
+              <w:rPr>
+                <w:rFonts w:ascii="宋体" w:eastAsia="宋体" w:hAnsi="宋体" w:cs="宋体"/>
+                <w:sz w:val="24"/>
+              </w:rPr>
+              <w:t>1）需求分析与业务流程设计</w:t>
+            </w:r>
+            <w:r>
+              <w:rPr>
+                <w:rFonts w:ascii="宋体" w:eastAsia="宋体" w:hAnsi="宋体" w:cs="宋体" w:hint="eastAsia"/>
+                <w:sz w:val="24"/>
+              </w:rPr>
+              <w:t>：</w:t>
+            </w:r>
+            <w:r>
+              <w:rPr>
+                <w:rFonts w:ascii="宋体" w:eastAsia="宋体" w:hAnsi="宋体" w:cs="宋体" w:hint="eastAsia"/>
+                <w:sz w:val="24"/>
+              </w:rPr>
+              <w:t>分析医院门诊挂号和电子病历管理的业务流程，明确系统的主要角色（患者、医生、管理员）及其功能需求，设计系统的</w:t>
+            </w:r>
+            <w:r>
+              <w:rPr>
+                <w:rFonts w:ascii="宋体" w:eastAsia="宋体" w:hAnsi="宋体" w:cs="宋体" w:hint="eastAsia"/>
+                <w:sz w:val="24"/>
+              </w:rPr>
               <w:lastRenderedPageBreak/>
-              <w:t>二、设计（论文）主要研究的内容、预期目标（技术方案、路线）</w:t>
+              <w:t>业务流程和功能模块结构。</w:t>
             </w:r>
           </w:p>
           <w:p>
@@ -582,7 +683,28 @@
                 <w:rFonts w:ascii="宋体" w:eastAsia="宋体" w:hAnsi="宋体" w:cs="宋体" w:hint="eastAsia"/>
                 <w:sz w:val="24"/>
               </w:rPr>
-              <w:t>本毕业设计围绕门诊挂号与电子病历一体化管理系统的设计与实现展开，结合医院门诊实际业务需求，主要研究内容包括以下几个方面：</w:t>
+              <w:t>（</w:t>
+            </w:r>
+            <w:r>
+              <w:rPr>
+                <w:rFonts w:ascii="宋体" w:eastAsia="宋体" w:hAnsi="宋体" w:cs="宋体"/>
+                <w:sz w:val="24"/>
+              </w:rPr>
+              <w:t>2）系统总体架构设计</w:t>
+            </w:r>
+            <w:r>
+              <w:rPr>
+                <w:rFonts w:ascii="宋体" w:eastAsia="宋体" w:hAnsi="宋体" w:cs="宋体" w:hint="eastAsia"/>
+                <w:sz w:val="24"/>
+              </w:rPr>
+              <w:t>：</w:t>
+            </w:r>
+            <w:r>
+              <w:rPr>
+                <w:rFonts w:ascii="宋体" w:eastAsia="宋体" w:hAnsi="宋体" w:cs="宋体" w:hint="eastAsia"/>
+                <w:sz w:val="24"/>
+              </w:rPr>
+              <w:t>采用前后端分离的分层架构设计思想，完成系统整体技术架构设计，明确前端、后端及数据库各层的功能职责和交互方式。</w:t>
             </w:r>
           </w:p>
           <w:p>
@@ -606,7 +728,7 @@
                 <w:rFonts w:ascii="宋体" w:eastAsia="宋体" w:hAnsi="宋体" w:cs="宋体"/>
                 <w:sz w:val="24"/>
               </w:rPr>
-              <w:t>1）需求分析与业务流程设计</w:t>
+              <w:t>3）数据库设计与数据管理</w:t>
             </w:r>
             <w:r>
               <w:rPr>
@@ -620,7 +742,7 @@
                 <w:rFonts w:ascii="宋体" w:eastAsia="宋体" w:hAnsi="宋体" w:cs="宋体" w:hint="eastAsia"/>
                 <w:sz w:val="24"/>
               </w:rPr>
-              <w:t>分析医院门诊挂号和电子病历管理的业务流程，明确系统的主要角色（患者、医生、管理员）及其功能需求，设计系统的业务流程和功能模块结构。</w:t>
+              <w:t>根据系统功能需求，设计合理的数据库结构，包括用户信息、挂号信息、医生排班信息、电子病历等数据表，并实现数据的存储与管理。</w:t>
             </w:r>
           </w:p>
           <w:p>
@@ -644,7 +766,7 @@
                 <w:rFonts w:ascii="宋体" w:eastAsia="宋体" w:hAnsi="宋体" w:cs="宋体"/>
                 <w:sz w:val="24"/>
               </w:rPr>
-              <w:t>2）系统总体架构设计</w:t>
+              <w:t>4）系统功能模块设计与实现</w:t>
             </w:r>
             <w:r>
               <w:rPr>
@@ -658,7 +780,14 @@
                 <w:rFonts w:ascii="宋体" w:eastAsia="宋体" w:hAnsi="宋体" w:cs="宋体" w:hint="eastAsia"/>
                 <w:sz w:val="24"/>
               </w:rPr>
-              <w:t>采用前后端分离的分层架构设计思想，完成系统整体技术架构设计，明确前端、后端及数据库各层的功能职责和交互方式。</w:t>
+              <w:t>基于</w:t>
+            </w:r>
+            <w:r>
+              <w:rPr>
+                <w:rFonts w:ascii="宋体" w:eastAsia="宋体" w:hAnsi="宋体" w:cs="宋体"/>
+                <w:sz w:val="24"/>
+              </w:rPr>
+              <w:t xml:space="preserve"> Java 和 Spring Boot 框架实现系统后端功能，完成门诊挂号管理、医生排班管理、电子病历管理及用户权限控制等核心功能；前端基于 Vue 框架实现系统页面展示和交互。</w:t>
             </w:r>
           </w:p>
           <w:p>
@@ -682,7 +811,54 @@
                 <w:rFonts w:ascii="宋体" w:eastAsia="宋体" w:hAnsi="宋体" w:cs="宋体"/>
                 <w:sz w:val="24"/>
               </w:rPr>
-              <w:t>3）数据库设计与数据管理</w:t>
+              <w:t>5）</w:t>
+            </w:r>
+            <w:r>
+              <w:rPr>
+                <w:rFonts w:ascii="宋体" w:eastAsia="宋体" w:hAnsi="宋体" w:cs="宋体"/>
+                <w:sz w:val="24"/>
+              </w:rPr>
+              <w:t>本系统基于历史挂号数据构建门诊挂号量时间序列，通过时间序列分析方法对未来门诊挂号需求进行预测。预测结果主要用于辅助医院管理人员进行医生排班</w:t>
+            </w:r>
+            <w:proofErr w:type="gramStart"/>
+            <w:r>
+              <w:rPr>
+                <w:rFonts w:ascii="宋体" w:eastAsia="宋体" w:hAnsi="宋体" w:cs="宋体"/>
+                <w:sz w:val="24"/>
+              </w:rPr>
+              <w:t>和号源配置</w:t>
+            </w:r>
+            <w:proofErr w:type="gramEnd"/>
+            <w:r>
+              <w:rPr>
+                <w:rFonts w:ascii="宋体" w:eastAsia="宋体" w:hAnsi="宋体" w:cs="宋体"/>
+                <w:sz w:val="24"/>
+              </w:rPr>
+              <w:t>，从而提高医疗资源利用效率并缓解高峰时段的挂号压力。</w:t>
+            </w:r>
+          </w:p>
+          <w:p>
+            <w:pPr>
+              <w:spacing w:line="360" w:lineRule="auto"/>
+              <w:ind w:firstLineChars="200" w:firstLine="480"/>
+              <w:rPr>
+                <w:rFonts w:ascii="宋体" w:eastAsia="宋体" w:hAnsi="宋体" w:cs="宋体" w:hint="eastAsia"/>
+                <w:sz w:val="24"/>
+              </w:rPr>
+            </w:pPr>
+            <w:r>
+              <w:rPr>
+                <w:rFonts w:ascii="宋体" w:eastAsia="宋体" w:hAnsi="宋体" w:cs="宋体" w:hint="eastAsia"/>
+                <w:sz w:val="24"/>
+              </w:rPr>
+              <w:t>（</w:t>
+            </w:r>
+            <w:r>
+              <w:rPr>
+                <w:rFonts w:ascii="宋体" w:eastAsia="宋体" w:hAnsi="宋体" w:cs="宋体"/>
+                <w:sz w:val="24"/>
+              </w:rPr>
+              <w:t>6）系统测试与运行分析</w:t>
             </w:r>
             <w:r>
               <w:rPr>
@@ -696,7 +872,7 @@
                 <w:rFonts w:ascii="宋体" w:eastAsia="宋体" w:hAnsi="宋体" w:cs="宋体" w:hint="eastAsia"/>
                 <w:sz w:val="24"/>
               </w:rPr>
-              <w:t>根据系统功能需求，设计合理的数据库结构，包括用户信息、挂号信息、医生排班信息、电子病历等数据表，并实现数据的存储与管理。</w:t>
+              <w:t>对系统的主要功能模块进行测试，验证系统运行的正确性和稳定性，并对系统的运行效果进行分析与总结。</w:t>
             </w:r>
           </w:p>
           <w:p>
@@ -704,44 +880,16 @@
               <w:spacing w:line="360" w:lineRule="auto"/>
               <w:ind w:firstLineChars="200" w:firstLine="480"/>
               <w:rPr>
-                <w:rFonts w:ascii="宋体" w:eastAsia="宋体" w:hAnsi="宋体" w:cs="宋体"/>
-                <w:sz w:val="24"/>
-              </w:rPr>
-            </w:pPr>
-            <w:r>
-              <w:rPr>
-                <w:rFonts w:ascii="宋体" w:eastAsia="宋体" w:hAnsi="宋体" w:cs="宋体" w:hint="eastAsia"/>
-                <w:sz w:val="24"/>
-              </w:rPr>
-              <w:t>（</w:t>
-            </w:r>
-            <w:r>
-              <w:rPr>
-                <w:rFonts w:ascii="宋体" w:eastAsia="宋体" w:hAnsi="宋体" w:cs="宋体"/>
-                <w:sz w:val="24"/>
-              </w:rPr>
-              <w:t>4）系统功能模块设计与实现</w:t>
-            </w:r>
-            <w:r>
-              <w:rPr>
-                <w:rFonts w:ascii="宋体" w:eastAsia="宋体" w:hAnsi="宋体" w:cs="宋体" w:hint="eastAsia"/>
-                <w:sz w:val="24"/>
-              </w:rPr>
-              <w:t>：</w:t>
-            </w:r>
-            <w:r>
-              <w:rPr>
-                <w:rFonts w:ascii="宋体" w:eastAsia="宋体" w:hAnsi="宋体" w:cs="宋体" w:hint="eastAsia"/>
-                <w:sz w:val="24"/>
-              </w:rPr>
-              <w:t>基于</w:t>
-            </w:r>
-            <w:r>
-              <w:rPr>
-                <w:rFonts w:ascii="宋体" w:eastAsia="宋体" w:hAnsi="宋体" w:cs="宋体"/>
-                <w:sz w:val="24"/>
-              </w:rPr>
-              <w:t xml:space="preserve"> Java 和 Spring Boot 框架实现系统后端功能，完成门诊挂号管理、医生排班管理、电子病历管理及用户权限控制等核心功能；前端基于 Vue 框架实现系统页面展示和交互。</w:t>
+                <w:rFonts w:ascii="宋体" w:eastAsia="宋体" w:hAnsi="宋体" w:cs="宋体" w:hint="eastAsia"/>
+                <w:sz w:val="24"/>
+              </w:rPr>
+            </w:pPr>
+            <w:r>
+              <w:rPr>
+                <w:rFonts w:ascii="宋体" w:eastAsia="宋体" w:hAnsi="宋体" w:cs="宋体"/>
+                <w:sz w:val="24"/>
+              </w:rPr>
+              <w:t>（7）用户认证与安全机制设计：设计基于 JWT 的用户认证机制，并结合 Redis 实现双 Token（Access Token 与 Refresh Token）登录管理，实现用户身份认证、Token 刷新及安全退出等功能，提高系统的安全性与会话管理能力。</w:t>
             </w:r>
           </w:p>
           <w:p>
@@ -758,28 +906,7 @@
                 <w:rFonts w:ascii="宋体" w:eastAsia="宋体" w:hAnsi="宋体" w:cs="宋体" w:hint="eastAsia"/>
                 <w:sz w:val="24"/>
               </w:rPr>
-              <w:t>（</w:t>
-            </w:r>
-            <w:r>
-              <w:rPr>
-                <w:rFonts w:ascii="宋体" w:eastAsia="宋体" w:hAnsi="宋体" w:cs="宋体"/>
-                <w:sz w:val="24"/>
-              </w:rPr>
-              <w:t>5）门诊挂号量预测与辅助推荐功能设计</w:t>
-            </w:r>
-            <w:r>
-              <w:rPr>
-                <w:rFonts w:ascii="宋体" w:eastAsia="宋体" w:hAnsi="宋体" w:cs="宋体" w:hint="eastAsia"/>
-                <w:sz w:val="24"/>
-              </w:rPr>
-              <w:t>：</w:t>
-            </w:r>
-            <w:r>
-              <w:rPr>
-                <w:rFonts w:ascii="宋体" w:eastAsia="宋体" w:hAnsi="宋体" w:cs="宋体" w:hint="eastAsia"/>
-                <w:sz w:val="24"/>
-              </w:rPr>
-              <w:t>基于系统历史挂号数据，对门诊挂号量进行简单分析，采用时间序列分析方法实现挂号量预测，并结合医生排班和号源情况，为患者提供辅助挂号推荐。</w:t>
+              <w:t>本毕业设计的预期目标是设计并实现一个结构清晰、功能较为完整、可正常运行的门诊挂号与电子病历一体化管理系统。系统应实现患者在线挂号、医生排班管理、电子病历录入与查询等基本功能，并在此基础上具备简单的数据分析与辅助决策能力。</w:t>
             </w:r>
           </w:p>
           <w:p>
@@ -796,61 +923,6 @@
                 <w:rFonts w:ascii="宋体" w:eastAsia="宋体" w:hAnsi="宋体" w:cs="宋体" w:hint="eastAsia"/>
                 <w:sz w:val="24"/>
               </w:rPr>
-              <w:t>（</w:t>
-            </w:r>
-            <w:r>
-              <w:rPr>
-                <w:rFonts w:ascii="宋体" w:eastAsia="宋体" w:hAnsi="宋体" w:cs="宋体"/>
-                <w:sz w:val="24"/>
-              </w:rPr>
-              <w:t>6）系统测试与运行分析</w:t>
-            </w:r>
-            <w:r>
-              <w:rPr>
-                <w:rFonts w:ascii="宋体" w:eastAsia="宋体" w:hAnsi="宋体" w:cs="宋体" w:hint="eastAsia"/>
-                <w:sz w:val="24"/>
-              </w:rPr>
-              <w:t>：</w:t>
-            </w:r>
-            <w:r>
-              <w:rPr>
-                <w:rFonts w:ascii="宋体" w:eastAsia="宋体" w:hAnsi="宋体" w:cs="宋体" w:hint="eastAsia"/>
-                <w:sz w:val="24"/>
-              </w:rPr>
-              <w:t>对系统的主要功能模块进行测试，验证系统运行的正确性和稳定性，并对系统的运行效果进行分析与总结。</w:t>
-            </w:r>
-          </w:p>
-          <w:p>
-            <w:pPr>
-              <w:spacing w:line="360" w:lineRule="auto"/>
-              <w:ind w:firstLineChars="200" w:firstLine="480"/>
-              <w:rPr>
-                <w:rFonts w:ascii="宋体" w:eastAsia="宋体" w:hAnsi="宋体" w:cs="宋体" w:hint="eastAsia"/>
-                <w:sz w:val="24"/>
-              </w:rPr>
-            </w:pPr>
-            <w:r>
-              <w:rPr>
-                <w:rFonts w:ascii="宋体" w:eastAsia="宋体" w:hAnsi="宋体" w:cs="宋体" w:hint="eastAsia"/>
-                <w:sz w:val="24"/>
-              </w:rPr>
-              <w:t>本毕业设计的预期目标是设计并实现一个结构清晰、功能较为完整、可正常运行的门诊挂号与电子病历一体化管理系统。系统应实现患者在线挂号、医生排班管理、电子病历录入与查询等基本功能，并在此基础上具备简单的数据分析与辅助决策能力。</w:t>
-            </w:r>
-          </w:p>
-          <w:p>
-            <w:pPr>
-              <w:spacing w:line="360" w:lineRule="auto"/>
-              <w:ind w:firstLineChars="200" w:firstLine="480"/>
-              <w:rPr>
-                <w:rFonts w:ascii="宋体" w:eastAsia="宋体" w:hAnsi="宋体" w:cs="宋体" w:hint="eastAsia"/>
-                <w:sz w:val="24"/>
-              </w:rPr>
-            </w:pPr>
-            <w:r>
-              <w:rPr>
-                <w:rFonts w:ascii="宋体" w:eastAsia="宋体" w:hAnsi="宋体" w:cs="宋体" w:hint="eastAsia"/>
-                <w:sz w:val="24"/>
-              </w:rPr>
               <w:t>在技术方案与实现路线方面，系统采用前后端分离的</w:t>
             </w:r>
             <w:r>
@@ -874,7 +946,7 @@
                 <w:rFonts w:ascii="宋体" w:eastAsia="宋体" w:hAnsi="宋体" w:cs="宋体"/>
                 <w:sz w:val="24"/>
               </w:rPr>
-              <w:t xml:space="preserve"> 实现数据持久化操作，数据库选用 MySQL 或 Oracle 进行数据存储；前端基于 Vue 框架进行开发，通过调用后端 RESTful 接口实现数据交互。系统按照“需求分析—系统设计—功能实现—系统测试—总结完善”的流程逐步完成，实现方案的可行性和系统的实用性。</w:t>
+              <w:t xml:space="preserve"> 实现数据持久化操作，数据库选用 MySQL进行数据存储；前端基于 Vue 框架进行开发，通过调用后端 RESTful 接口实现数据交互。系统按照“需求分析—系统设计—功能实现—系统测试—总结完善”的流程逐步完成，实现方案的可行性和系统的实用性。</w:t>
             </w:r>
           </w:p>
           <w:p>
@@ -885,7 +957,7 @@
               <w:spacing w:line="360" w:lineRule="auto"/>
               <w:ind w:right="40" w:firstLineChars="200" w:firstLine="480"/>
               <w:rPr>
-                <w:rFonts w:ascii="宋体" w:eastAsia="宋体" w:hAnsi="宋体" w:cs="宋体"/>
+                <w:rFonts w:ascii="宋体" w:eastAsia="宋体" w:hAnsi="宋体" w:cs="宋体" w:hint="eastAsia"/>
                 <w:sz w:val="24"/>
               </w:rPr>
             </w:pPr>
@@ -894,7 +966,7 @@
       </w:tr>
       <w:tr>
         <w:trPr>
-          <w:trHeight w:hRule="exact" w:val="12758"/>
+          <w:trHeight w:val="20"/>
         </w:trPr>
         <w:tc>
           <w:tcPr>
@@ -904,7 +976,7 @@
           <w:p>
             <w:pPr>
               <w:rPr>
-                <w:rFonts w:ascii="宋体" w:eastAsia="宋体" w:hAnsi="宋体" w:cs="宋体"/>
+                <w:rFonts w:ascii="宋体" w:eastAsia="宋体" w:hAnsi="宋体" w:cs="宋体" w:hint="eastAsia"/>
                 <w:sz w:val="24"/>
               </w:rPr>
             </w:pPr>
@@ -931,7 +1003,7 @@
               <w:spacing w:line="360" w:lineRule="auto"/>
               <w:ind w:firstLineChars="200" w:firstLine="480"/>
               <w:rPr>
-                <w:rFonts w:ascii="宋体" w:eastAsia="宋体" w:hAnsi="宋体" w:cs="宋体"/>
+                <w:rFonts w:ascii="宋体" w:eastAsia="宋体" w:hAnsi="宋体" w:cs="宋体" w:hint="eastAsia"/>
                 <w:sz w:val="24"/>
               </w:rPr>
             </w:pPr>
@@ -957,6 +1029,7 @@
                 <w:rFonts w:ascii="宋体" w:eastAsia="宋体" w:hAnsi="宋体" w:cs="宋体" w:hint="eastAsia"/>
                 <w:sz w:val="24"/>
               </w:rPr>
+              <w:lastRenderedPageBreak/>
               <w:t>（</w:t>
             </w:r>
             <w:r>
@@ -986,7 +1059,7 @@
               <w:spacing w:line="360" w:lineRule="auto"/>
               <w:ind w:firstLineChars="200" w:firstLine="480"/>
               <w:rPr>
-                <w:rFonts w:ascii="宋体" w:eastAsia="宋体" w:hAnsi="宋体" w:cs="宋体"/>
+                <w:rFonts w:ascii="宋体" w:eastAsia="宋体" w:hAnsi="宋体" w:cs="宋体" w:hint="eastAsia"/>
                 <w:sz w:val="24"/>
               </w:rPr>
             </w:pPr>
@@ -1092,7 +1165,30 @@
                 <w:rFonts w:ascii="宋体" w:eastAsia="宋体" w:hAnsi="宋体" w:cs="宋体" w:hint="eastAsia"/>
                 <w:sz w:val="24"/>
               </w:rPr>
-              <w:t>在系统基础功能之上，结合历史挂号数据，对门诊挂号量进行分析和预测，并将预测结果应用于号源管理和患者挂号推荐中，体现信息系统的数据分析与辅助决策价值。</w:t>
+              <w:t>在系统基础功能之上，结合历史挂号数据，对门诊挂号量进行分析和预测，并</w:t>
+            </w:r>
+            <w:r>
+              <w:rPr>
+                <w:rFonts w:ascii="宋体" w:eastAsia="宋体" w:hAnsi="宋体" w:cs="宋体"/>
+                <w:sz w:val="24"/>
+              </w:rPr>
+              <w:t>将预测结果应用于医生排班</w:t>
+            </w:r>
+            <w:proofErr w:type="gramStart"/>
+            <w:r>
+              <w:rPr>
+                <w:rFonts w:ascii="宋体" w:eastAsia="宋体" w:hAnsi="宋体" w:cs="宋体"/>
+                <w:sz w:val="24"/>
+              </w:rPr>
+              <w:t>与号源配置</w:t>
+            </w:r>
+            <w:proofErr w:type="gramEnd"/>
+            <w:r>
+              <w:rPr>
+                <w:rFonts w:ascii="宋体" w:eastAsia="宋体" w:hAnsi="宋体" w:cs="宋体"/>
+                <w:sz w:val="24"/>
+              </w:rPr>
+              <w:t>的辅助决策中，为医院管理人员提供参考，从而优化医疗资源配置。</w:t>
             </w:r>
           </w:p>
           <w:p>
@@ -1100,7 +1196,31 @@
               <w:spacing w:line="360" w:lineRule="auto"/>
               <w:ind w:firstLineChars="200" w:firstLine="480"/>
               <w:rPr>
-                <w:rFonts w:ascii="宋体" w:eastAsia="宋体" w:hAnsi="宋体" w:cs="宋体"/>
+                <w:rFonts w:ascii="宋体" w:eastAsia="宋体" w:hAnsi="宋体" w:cs="宋体" w:hint="eastAsia"/>
+                <w:sz w:val="24"/>
+              </w:rPr>
+            </w:pPr>
+            <w:r>
+              <w:rPr>
+                <w:rFonts w:ascii="宋体" w:eastAsia="宋体" w:hAnsi="宋体" w:cs="宋体" w:hint="eastAsia"/>
+                <w:sz w:val="24"/>
+              </w:rPr>
+              <w:t>（5）</w:t>
+            </w:r>
+            <w:r>
+              <w:rPr>
+                <w:rFonts w:ascii="宋体" w:eastAsia="宋体" w:hAnsi="宋体" w:cs="宋体"/>
+                <w:sz w:val="24"/>
+              </w:rPr>
+              <w:t>在前后端分离架构下，需要设计合理的用户认证与会话管理机制。如何利用 JWT 实现无状态身份认证，并结合 Redis 实现 Token 的刷新与管理，保证系统安全性和登录体验，是系统实现过程中的一个技术难点。</w:t>
+            </w:r>
+          </w:p>
+          <w:p>
+            <w:pPr>
+              <w:spacing w:line="360" w:lineRule="auto"/>
+              <w:ind w:firstLineChars="200" w:firstLine="480"/>
+              <w:rPr>
+                <w:rFonts w:ascii="宋体" w:eastAsia="宋体" w:hAnsi="宋体" w:cs="宋体" w:hint="eastAsia"/>
                 <w:sz w:val="24"/>
               </w:rPr>
             </w:pPr>
@@ -1155,7 +1275,7 @@
               <w:spacing w:line="360" w:lineRule="auto"/>
               <w:ind w:firstLineChars="200" w:firstLine="480"/>
               <w:rPr>
-                <w:rFonts w:ascii="宋体" w:eastAsia="宋体" w:hAnsi="宋体" w:cs="宋体"/>
+                <w:rFonts w:ascii="宋体" w:eastAsia="宋体" w:hAnsi="宋体" w:cs="宋体" w:hint="eastAsia"/>
                 <w:sz w:val="24"/>
               </w:rPr>
             </w:pPr>
@@ -1193,7 +1313,7 @@
               <w:spacing w:line="360" w:lineRule="auto"/>
               <w:ind w:firstLineChars="200" w:firstLine="480"/>
               <w:rPr>
-                <w:rFonts w:ascii="宋体" w:eastAsia="宋体" w:hAnsi="宋体" w:cs="宋体"/>
+                <w:rFonts w:ascii="宋体" w:eastAsia="宋体" w:hAnsi="宋体" w:cs="宋体" w:hint="eastAsia"/>
                 <w:sz w:val="24"/>
               </w:rPr>
             </w:pPr>
@@ -1268,7 +1388,7 @@
       </w:tr>
       <w:tr>
         <w:trPr>
-          <w:trHeight w:hRule="exact" w:val="13760"/>
+          <w:trHeight w:val="20"/>
         </w:trPr>
         <w:tc>
           <w:tcPr>
@@ -1332,6 +1452,7 @@
                 <w:rFonts w:ascii="宋体" w:eastAsia="宋体" w:hAnsi="宋体" w:cs="宋体" w:hint="eastAsia"/>
                 <w:sz w:val="24"/>
               </w:rPr>
+              <w:lastRenderedPageBreak/>
               <w:t>（</w:t>
             </w:r>
             <w:r>
@@ -1435,14 +1556,7 @@
                 <w:rFonts w:ascii="宋体" w:eastAsia="宋体" w:hAnsi="宋体" w:cs="宋体" w:hint="eastAsia"/>
                 <w:sz w:val="24"/>
               </w:rPr>
-              <w:t>：</w:t>
-            </w:r>
-            <w:r>
-              <w:rPr>
-                <w:rFonts w:ascii="宋体" w:eastAsia="宋体" w:hAnsi="宋体" w:cs="宋体" w:hint="eastAsia"/>
-                <w:sz w:val="24"/>
-              </w:rPr>
-              <w:t>基于软件工程思想，采用前后端分离的开发模式，按照分层架构设计系统结构，并结合</w:t>
+              <w:t>：基于软件工程思想，采用前后端分离的开发模式，按照分层架构设计系统结构，并结合</w:t>
             </w:r>
             <w:r>
               <w:rPr>
@@ -1514,7 +1628,7 @@
               <w:spacing w:line="360" w:lineRule="auto"/>
               <w:ind w:firstLineChars="200" w:firstLine="480"/>
               <w:rPr>
-                <w:rFonts w:ascii="宋体" w:eastAsia="宋体" w:hAnsi="宋体" w:cs="宋体"/>
+                <w:rFonts w:ascii="宋体" w:eastAsia="宋体" w:hAnsi="宋体" w:cs="宋体" w:hint="eastAsia"/>
                 <w:sz w:val="24"/>
               </w:rPr>
             </w:pPr>
@@ -1781,7 +1895,7 @@
       </w:tr>
       <w:tr>
         <w:trPr>
-          <w:trHeight w:hRule="exact" w:val="8374"/>
+          <w:trHeight w:val="20"/>
         </w:trPr>
         <w:tc>
           <w:tcPr>
@@ -1791,7 +1905,7 @@
           <w:p>
             <w:pPr>
               <w:rPr>
-                <w:rFonts w:ascii="宋体" w:eastAsia="宋体" w:hAnsi="宋体" w:cs="宋体"/>
+                <w:rFonts w:ascii="宋体" w:eastAsia="宋体" w:hAnsi="宋体" w:cs="宋体" w:hint="eastAsia"/>
                 <w:b/>
                 <w:bCs/>
                 <w:sz w:val="24"/>
@@ -1813,7 +1927,7 @@
               <w:spacing w:line="360" w:lineRule="auto"/>
               <w:ind w:firstLineChars="200" w:firstLine="480"/>
               <w:rPr>
-                <w:rFonts w:ascii="宋体" w:eastAsia="宋体" w:hAnsi="宋体" w:cs="宋体"/>
+                <w:rFonts w:ascii="宋体" w:eastAsia="宋体" w:hAnsi="宋体" w:cs="宋体" w:hint="eastAsia"/>
                 <w:sz w:val="24"/>
               </w:rPr>
             </w:pPr>
@@ -1853,7 +1967,43 @@
                 <w:rFonts w:ascii="宋体" w:eastAsia="宋体" w:hAnsi="宋体" w:cs="宋体"/>
                 <w:sz w:val="24"/>
               </w:rPr>
-              <w:t xml:space="preserve"> Windows 或 Linux，安装 Java 开发环境、数据库管理系统（MySQL 或 Oracle）、集成开发工具（如 IntelliJ IDEA）以及前端开发工具和浏览器等，能够支持系统的开发、调试与运行。</w:t>
+              <w:t xml:space="preserve"> </w:t>
+            </w:r>
+            <w:r>
+              <w:rPr>
+                <w:rFonts w:ascii="宋体" w:eastAsia="宋体" w:hAnsi="宋体" w:cs="宋体"/>
+                <w:sz w:val="24"/>
+              </w:rPr>
+              <w:lastRenderedPageBreak/>
+              <w:t>Windows 或 Linux，安装 Java 开发环境、数据库管理系统</w:t>
+            </w:r>
+            <w:r>
+              <w:rPr>
+                <w:rFonts w:ascii="宋体" w:eastAsia="宋体" w:hAnsi="宋体" w:cs="宋体" w:hint="eastAsia"/>
+                <w:sz w:val="24"/>
+              </w:rPr>
+              <w:t xml:space="preserve">（ </w:t>
+            </w:r>
+            <w:r>
+              <w:rPr>
+                <w:rFonts w:ascii="宋体" w:eastAsia="宋体" w:hAnsi="宋体" w:cs="宋体"/>
+                <w:sz w:val="24"/>
+              </w:rPr>
+              <w:t>MySQL</w:t>
+            </w:r>
+            <w:r>
+              <w:rPr>
+                <w:rFonts w:ascii="宋体" w:eastAsia="宋体" w:hAnsi="宋体" w:cs="宋体" w:hint="eastAsia"/>
+                <w:sz w:val="24"/>
+              </w:rPr>
+              <w:t xml:space="preserve"> ）</w:t>
+            </w:r>
+            <w:r>
+              <w:rPr>
+                <w:rFonts w:ascii="宋体" w:eastAsia="宋体" w:hAnsi="宋体" w:cs="宋体"/>
+                <w:sz w:val="24"/>
+              </w:rPr>
+              <w:t>、集成开发工具（如 IntelliJ IDEA）以及前端开发工具和浏览器等，能够支持系统的开发、调试与运行。</w:t>
             </w:r>
           </w:p>
           <w:p>
@@ -1861,7 +2011,7 @@
               <w:spacing w:line="360" w:lineRule="auto"/>
               <w:ind w:firstLineChars="200" w:firstLine="480"/>
               <w:rPr>
-                <w:rFonts w:ascii="宋体" w:eastAsia="宋体" w:hAnsi="宋体" w:cs="宋体"/>
+                <w:rFonts w:ascii="宋体" w:eastAsia="宋体" w:hAnsi="宋体" w:cs="宋体" w:hint="eastAsia"/>
                 <w:sz w:val="24"/>
               </w:rPr>
             </w:pPr>
@@ -1925,7 +2075,7 @@
               <w:spacing w:line="360" w:lineRule="auto"/>
               <w:ind w:firstLineChars="200" w:firstLine="480"/>
               <w:rPr>
-                <w:rFonts w:ascii="宋体" w:eastAsia="宋体" w:hAnsi="宋体" w:cs="宋体"/>
+                <w:rFonts w:ascii="宋体" w:eastAsia="宋体" w:hAnsi="宋体" w:cs="宋体" w:hint="eastAsia"/>
                 <w:sz w:val="24"/>
               </w:rPr>
             </w:pPr>
@@ -1966,7 +2116,7 @@
               <w:spacing w:line="360" w:lineRule="auto"/>
               <w:ind w:firstLineChars="200" w:firstLine="480"/>
               <w:rPr>
-                <w:rFonts w:ascii="宋体" w:eastAsia="宋体" w:hAnsi="宋体" w:cs="宋体"/>
+                <w:rFonts w:ascii="宋体" w:eastAsia="宋体" w:hAnsi="宋体" w:cs="宋体" w:hint="eastAsia"/>
                 <w:sz w:val="24"/>
               </w:rPr>
             </w:pPr>
@@ -2006,7 +2156,7 @@
             <w:pPr>
               <w:ind w:firstLineChars="200" w:firstLine="480"/>
               <w:rPr>
-                <w:rFonts w:ascii="宋体" w:eastAsia="宋体" w:hAnsi="宋体" w:cs="宋体"/>
+                <w:rFonts w:ascii="宋体" w:eastAsia="宋体" w:hAnsi="宋体" w:cs="宋体" w:hint="eastAsia"/>
                 <w:sz w:val="24"/>
               </w:rPr>
             </w:pPr>
@@ -2025,7 +2175,7 @@
           <w:p>
             <w:pPr>
               <w:rPr>
-                <w:rFonts w:ascii="宋体" w:eastAsia="宋体" w:hAnsi="宋体" w:cs="宋体"/>
+                <w:rFonts w:ascii="宋体" w:eastAsia="宋体" w:hAnsi="宋体" w:cs="宋体" w:hint="eastAsia"/>
                 <w:b/>
                 <w:bCs/>
                 <w:sz w:val="24"/>
@@ -2038,22 +2188,23 @@
                 <w:bCs/>
                 <w:sz w:val="24"/>
               </w:rPr>
+              <w:lastRenderedPageBreak/>
               <w:t>六、指导教师意见</w:t>
             </w:r>
           </w:p>
           <w:p>
             <w:pPr>
               <w:rPr>
-                <w:rFonts w:ascii="宋体" w:eastAsia="宋体" w:hAnsi="宋体" w:cs="宋体"/>
-                <w:sz w:val="24"/>
-              </w:rPr>
-            </w:pPr>
-          </w:p>
-          <w:p>
-            <w:pPr>
-              <w:spacing w:line="360" w:lineRule="auto"/>
-              <w:rPr>
-                <w:rFonts w:ascii="宋体" w:hAnsi="宋体"/>
+                <w:rFonts w:ascii="宋体" w:eastAsia="宋体" w:hAnsi="宋体" w:cs="宋体" w:hint="eastAsia"/>
+                <w:sz w:val="24"/>
+              </w:rPr>
+            </w:pPr>
+          </w:p>
+          <w:p>
+            <w:pPr>
+              <w:spacing w:line="360" w:lineRule="auto"/>
+              <w:rPr>
+                <w:rFonts w:ascii="宋体" w:hAnsi="宋体" w:hint="eastAsia"/>
                 <w:b/>
                 <w:bCs/>
                 <w:color w:val="FF0000"/>
@@ -2077,7 +2228,7 @@
               <w:ind w:rightChars="200" w:right="420"/>
               <w:jc w:val="right"/>
               <w:rPr>
-                <w:rFonts w:ascii="宋体" w:eastAsia="宋体" w:hAnsi="宋体" w:cs="宋体"/>
+                <w:rFonts w:ascii="宋体" w:eastAsia="宋体" w:hAnsi="宋体" w:cs="宋体" w:hint="eastAsia"/>
                 <w:sz w:val="24"/>
               </w:rPr>
             </w:pPr>
@@ -2096,7 +2247,7 @@
               <w:ind w:rightChars="200" w:right="420"/>
               <w:jc w:val="center"/>
               <w:rPr>
-                <w:rFonts w:ascii="宋体" w:eastAsia="宋体" w:hAnsi="宋体" w:cs="宋体"/>
+                <w:rFonts w:ascii="宋体" w:eastAsia="宋体" w:hAnsi="宋体" w:cs="宋体" w:hint="eastAsia"/>
                 <w:sz w:val="24"/>
               </w:rPr>
             </w:pPr>
@@ -2173,6 +2324,11 @@
 <w:endnotes xmlns:wpc="http://schemas.microsoft.com/office/word/2010/wordprocessingCanvas" xmlns:cx="http://schemas.microsoft.com/office/drawing/2014/chartex" xmlns:cx1="http://schemas.microsoft.com/office/drawing/2015/9/8/chartex" xmlns:cx2="http://schemas.microsoft.com/office/drawing/2015/10/21/chartex" xmlns:cx3="http://schemas.microsoft.com/office/drawing/2016/5/9/chartex" xmlns:cx4="http://schemas.microsoft.com/office/drawing/2016/5/10/chartex" xmlns:cx5="http://schemas.microsoft.com/office/drawing/2016/5/11/chartex" xmlns:cx6="http://schemas.microsoft.com/office/drawing/2016/5/12/chartex" xmlns:cx7="http://schemas.microsoft.com/office/drawing/2016/5/13/chartex" xmlns:cx8="http://schemas.microsoft.com/office/drawing/2016/5/14/chartex" xmlns:mc="http://schemas.openxmlformats.org/markup-compatibility/2006" xmlns:aink="http://schemas.microsoft.com/office/drawing/2016/ink" xmlns:am3d="http://schemas.microsoft.com/office/drawing/2017/model3d" xmlns:o="urn:schemas-microsoft-com:office:office" xmlns:oel="http://schemas.microsoft.com/office/2019/extlst" xmlns:r="http://schemas.openxmlformats.org/officeDocument/2006/relationships" xmlns:m="http://schemas.openxmlformats.org/officeDocument/2006/math" xmlns:v="urn:schemas-microsoft-com:vml" xmlns:wp14="http://schemas.microsoft.com/office/word/2010/wordprocessingDrawing" xmlns:wp="http://schemas.openxmlformats.org/drawingml/2006/wordprocessingDrawing" xmlns:w10="urn:schemas-microsoft-com:office:word" xmlns:w="http://schemas.openxmlformats.org/wordprocessingml/2006/main" xmlns:w14="http://schemas.microsoft.com/office/word/2010/wordml" xmlns:w15="http://schemas.microsoft.com/office/word/2012/wordml" xmlns:w16cex="http://schemas.microsoft.com/office/word/2018/wordml/cex" xmlns:w16cid="http://schemas.microsoft.com/office/word/2016/wordml/cid" xmlns:w16="http://schemas.microsoft.com/office/word/2018/wordml" xmlns:w16du="http://schemas.microsoft.com/office/word/2023/wordml/word16du" xmlns:w16sdtdh="http://schemas.microsoft.com/office/word/2020/wordml/sdtdatahash" xmlns:w16sdtfl="http://schemas.microsoft.com/office/word/2024/wordml/sdtformatlock" xmlns:w16se="http://schemas.microsoft.com/office/word/2015/wordml/symex" xmlns:wpg="http://schemas.microsoft.com/office/word/2010/wordprocessingGroup" xmlns:wpi="http://schemas.microsoft.com/office/word/2010/wordprocessingInk" xmlns:wne="http://schemas.microsoft.com/office/word/2006/wordml" xmlns:wps="http://schemas.microsoft.com/office/word/2010/wordprocessingShape" mc:Ignorable="w14 w15 w16se w16cid w16 w16cex w16sdtdh w16sdtfl w16du wp14">
   <w:endnote w:type="separator" w:id="-1">
     <w:p>
+      <w:pPr>
+        <w:rPr>
+          <w:rFonts w:hint="eastAsia"/>
+        </w:rPr>
+      </w:pPr>
       <w:r>
         <w:separator/>
       </w:r>
@@ -2180,6 +2336,11 @@
   </w:endnote>
   <w:endnote w:type="continuationSeparator" w:id="0">
     <w:p>
+      <w:pPr>
+        <w:rPr>
+          <w:rFonts w:hint="eastAsia"/>
+        </w:rPr>
+      </w:pPr>
       <w:r>
         <w:continuationSeparator/>
       </w:r>
@@ -2192,6 +2353,11 @@
 <w:footnotes xmlns:wpc="http://schemas.microsoft.com/office/word/2010/wordprocessingCanvas" xmlns:cx="http://schemas.microsoft.com/office/drawing/2014/chartex" xmlns:cx1="http://schemas.microsoft.com/office/drawing/2015/9/8/chartex" xmlns:cx2="http://schemas.microsoft.com/office/drawing/2015/10/21/chartex" xmlns:cx3="http://schemas.microsoft.com/office/drawing/2016/5/9/chartex" xmlns:cx4="http://schemas.microsoft.com/office/drawing/2016/5/10/chartex" xmlns:cx5="http://schemas.microsoft.com/office/drawing/2016/5/11/chartex" xmlns:cx6="http://schemas.microsoft.com/office/drawing/2016/5/12/chartex" xmlns:cx7="http://schemas.microsoft.com/office/drawing/2016/5/13/chartex" xmlns:cx8="http://schemas.microsoft.com/office/drawing/2016/5/14/chartex" xmlns:mc="http://schemas.openxmlformats.org/markup-compatibility/2006" xmlns:aink="http://schemas.microsoft.com/office/drawing/2016/ink" xmlns:am3d="http://schemas.microsoft.com/office/drawing/2017/model3d" xmlns:o="urn:schemas-microsoft-com:office:office" xmlns:oel="http://schemas.microsoft.com/office/2019/extlst" xmlns:r="http://schemas.openxmlformats.org/officeDocument/2006/relationships" xmlns:m="http://schemas.openxmlformats.org/officeDocument/2006/math" xmlns:v="urn:schemas-microsoft-com:vml" xmlns:wp14="http://schemas.microsoft.com/office/word/2010/wordprocessingDrawing" xmlns:wp="http://schemas.openxmlformats.org/drawingml/2006/wordprocessingDrawing" xmlns:w10="urn:schemas-microsoft-com:office:word" xmlns:w="http://schemas.openxmlformats.org/wordprocessingml/2006/main" xmlns:w14="http://schemas.microsoft.com/office/word/2010/wordml" xmlns:w15="http://schemas.microsoft.com/office/word/2012/wordml" xmlns:w16cex="http://schemas.microsoft.com/office/word/2018/wordml/cex" xmlns:w16cid="http://schemas.microsoft.com/office/word/2016/wordml/cid" xmlns:w16="http://schemas.microsoft.com/office/word/2018/wordml" xmlns:w16du="http://schemas.microsoft.com/office/word/2023/wordml/word16du" xmlns:w16sdtdh="http://schemas.microsoft.com/office/word/2020/wordml/sdtdatahash" xmlns:w16sdtfl="http://schemas.microsoft.com/office/word/2024/wordml/sdtformatlock" xmlns:w16se="http://schemas.microsoft.com/office/word/2015/wordml/symex" xmlns:wpg="http://schemas.microsoft.com/office/word/2010/wordprocessingGroup" xmlns:wpi="http://schemas.microsoft.com/office/word/2010/wordprocessingInk" xmlns:wne="http://schemas.microsoft.com/office/word/2006/wordml" xmlns:wps="http://schemas.microsoft.com/office/word/2010/wordprocessingShape" mc:Ignorable="w14 w15 w16se w16cid w16 w16cex w16sdtdh w16sdtfl w16du wp14">
   <w:footnote w:type="separator" w:id="-1">
     <w:p>
+      <w:pPr>
+        <w:rPr>
+          <w:rFonts w:hint="eastAsia"/>
+        </w:rPr>
+      </w:pPr>
       <w:r>
         <w:separator/>
       </w:r>
@@ -2199,6 +2365,11 @@
   </w:footnote>
   <w:footnote w:type="continuationSeparator" w:id="0">
     <w:p>
+      <w:pPr>
+        <w:rPr>
+          <w:rFonts w:hint="eastAsia"/>
+        </w:rPr>
+      </w:pPr>
       <w:r>
         <w:continuationSeparator/>
       </w:r>
